--- a/placement questions/maths for data science.docx
+++ b/placement questions/maths for data science.docx
@@ -11975,6 +11975,2664 @@
         <w:t>.</w:t>
       </w:r>
     </w:p>
+    <w:p>
+      <w:r>
+        <w:t>Hypothesis testing is a formal statistical framework used to determine whether there is enough evidence in a sample dataset to infer that a specific condition holds true for the entire population.</w:t>
+      </w:r>
+    </w:p>
+    <w:p>
+      <w:r>
+        <w:br/>
+      </w:r>
+    </w:p>
+    <w:p>
+      <w:pPr>
+        <w:rPr>
+          <w:b/>
+          <w:bCs/>
+        </w:rPr>
+      </w:pPr>
+      <w:r>
+        <w:rPr>
+          <w:b/>
+          <w:bCs/>
+        </w:rPr>
+        <w:t>Core Concepts &amp; Terminology</w:t>
+      </w:r>
+    </w:p>
+    <w:p>
+      <w:pPr>
+        <w:numPr>
+          <w:ilvl w:val="0"/>
+          <w:numId w:val="19"/>
+        </w:numPr>
+      </w:pPr>
+      <w:r>
+        <w:rPr>
+          <w:b/>
+          <w:bCs/>
+        </w:rPr>
+        <w:t>Null Hypothesis (</w:t>
+      </w:r>
+      <m:oMath>
+        <m:sSub>
+          <m:sSubPr>
+            <m:ctrlPr>
+              <w:rPr>
+                <w:rFonts w:ascii="Cambria Math" w:hAnsi="Cambria Math"/>
+              </w:rPr>
+            </m:ctrlPr>
+          </m:sSubPr>
+          <m:e>
+            <m:r>
+              <w:rPr>
+                <w:rFonts w:ascii="Cambria Math" w:hAnsi="Cambria Math"/>
+              </w:rPr>
+              <m:t>H</m:t>
+            </m:r>
+          </m:e>
+          <m:sub>
+            <m:r>
+              <w:rPr>
+                <w:rFonts w:ascii="Cambria Math" w:hAnsi="Cambria Math"/>
+              </w:rPr>
+              <m:t>0</m:t>
+            </m:r>
+          </m:sub>
+        </m:sSub>
+      </m:oMath>
+      <w:r>
+        <w:rPr>
+          <w:b/>
+          <w:bCs/>
+        </w:rPr>
+        <w:t>):</w:t>
+      </w:r>
+      <w:r>
+        <w:t xml:space="preserve"> The default assumption that there is no effect, no difference, or no relationship. It is assumed true until proven otherwise (e.g., </w:t>
+      </w:r>
+      <m:oMath>
+        <m:sSub>
+          <m:sSubPr>
+            <m:ctrlPr>
+              <w:rPr>
+                <w:rFonts w:ascii="Cambria Math" w:hAnsi="Cambria Math"/>
+              </w:rPr>
+            </m:ctrlPr>
+          </m:sSubPr>
+          <m:e>
+            <m:r>
+              <w:rPr>
+                <w:rFonts w:ascii="Cambria Math" w:hAnsi="Cambria Math"/>
+              </w:rPr>
+              <m:t>H</m:t>
+            </m:r>
+          </m:e>
+          <m:sub>
+            <m:r>
+              <w:rPr>
+                <w:rFonts w:ascii="Cambria Math" w:hAnsi="Cambria Math"/>
+              </w:rPr>
+              <m:t>0</m:t>
+            </m:r>
+          </m:sub>
+        </m:sSub>
+        <m:r>
+          <w:rPr>
+            <w:rFonts w:ascii="Cambria Math" w:hAnsi="Cambria Math"/>
+          </w:rPr>
+          <m:t>:μ=50</m:t>
+        </m:r>
+      </m:oMath>
+      <w:r>
+        <w:t>).</w:t>
+      </w:r>
+    </w:p>
+    <w:p/>
+    <w:p>
+      <w:pPr>
+        <w:numPr>
+          <w:ilvl w:val="0"/>
+          <w:numId w:val="19"/>
+        </w:numPr>
+      </w:pPr>
+      <w:r>
+        <w:rPr>
+          <w:b/>
+          <w:bCs/>
+        </w:rPr>
+        <w:t>Alternative Hypothesis (</w:t>
+      </w:r>
+      <m:oMath>
+        <m:sSub>
+          <m:sSubPr>
+            <m:ctrlPr>
+              <w:rPr>
+                <w:rFonts w:ascii="Cambria Math" w:hAnsi="Cambria Math"/>
+              </w:rPr>
+            </m:ctrlPr>
+          </m:sSubPr>
+          <m:e>
+            <m:r>
+              <w:rPr>
+                <w:rFonts w:ascii="Cambria Math" w:hAnsi="Cambria Math"/>
+              </w:rPr>
+              <m:t>H</m:t>
+            </m:r>
+          </m:e>
+          <m:sub>
+            <m:r>
+              <w:rPr>
+                <w:rFonts w:ascii="Cambria Math" w:hAnsi="Cambria Math"/>
+              </w:rPr>
+              <m:t>1</m:t>
+            </m:r>
+          </m:sub>
+        </m:sSub>
+      </m:oMath>
+      <w:r>
+        <w:rPr>
+          <w:b/>
+          <w:bCs/>
+        </w:rPr>
+        <w:t xml:space="preserve"> or </w:t>
+      </w:r>
+      <m:oMath>
+        <m:sSub>
+          <m:sSubPr>
+            <m:ctrlPr>
+              <w:rPr>
+                <w:rFonts w:ascii="Cambria Math" w:hAnsi="Cambria Math"/>
+              </w:rPr>
+            </m:ctrlPr>
+          </m:sSubPr>
+          <m:e>
+            <m:r>
+              <w:rPr>
+                <w:rFonts w:ascii="Cambria Math" w:hAnsi="Cambria Math"/>
+              </w:rPr>
+              <m:t>H</m:t>
+            </m:r>
+          </m:e>
+          <m:sub>
+            <m:r>
+              <w:rPr>
+                <w:rFonts w:ascii="Cambria Math" w:hAnsi="Cambria Math"/>
+              </w:rPr>
+              <m:t>a</m:t>
+            </m:r>
+          </m:sub>
+        </m:sSub>
+      </m:oMath>
+      <w:r>
+        <w:rPr>
+          <w:b/>
+          <w:bCs/>
+        </w:rPr>
+        <w:t>):</w:t>
+      </w:r>
+      <w:r>
+        <w:t xml:space="preserve"> The claim you are trying to gather evidence for; states that there is an effect or difference (e.g., </w:t>
+      </w:r>
+      <m:oMath>
+        <m:sSub>
+          <m:sSubPr>
+            <m:ctrlPr>
+              <w:rPr>
+                <w:rFonts w:ascii="Cambria Math" w:hAnsi="Cambria Math"/>
+              </w:rPr>
+            </m:ctrlPr>
+          </m:sSubPr>
+          <m:e>
+            <m:r>
+              <w:rPr>
+                <w:rFonts w:ascii="Cambria Math" w:hAnsi="Cambria Math"/>
+              </w:rPr>
+              <m:t>H</m:t>
+            </m:r>
+          </m:e>
+          <m:sub>
+            <m:r>
+              <w:rPr>
+                <w:rFonts w:ascii="Cambria Math" w:hAnsi="Cambria Math"/>
+              </w:rPr>
+              <m:t>1</m:t>
+            </m:r>
+          </m:sub>
+        </m:sSub>
+        <m:r>
+          <w:rPr>
+            <w:rFonts w:ascii="Cambria Math" w:hAnsi="Cambria Math"/>
+          </w:rPr>
+          <m:t>:μ≠50</m:t>
+        </m:r>
+      </m:oMath>
+      <w:r>
+        <w:t xml:space="preserve">, </w:t>
+      </w:r>
+      <m:oMath>
+        <m:sSub>
+          <m:sSubPr>
+            <m:ctrlPr>
+              <w:rPr>
+                <w:rFonts w:ascii="Cambria Math" w:hAnsi="Cambria Math"/>
+              </w:rPr>
+            </m:ctrlPr>
+          </m:sSubPr>
+          <m:e>
+            <m:r>
+              <w:rPr>
+                <w:rFonts w:ascii="Cambria Math" w:hAnsi="Cambria Math"/>
+              </w:rPr>
+              <m:t>H</m:t>
+            </m:r>
+          </m:e>
+          <m:sub>
+            <m:r>
+              <w:rPr>
+                <w:rFonts w:ascii="Cambria Math" w:hAnsi="Cambria Math"/>
+              </w:rPr>
+              <m:t>1</m:t>
+            </m:r>
+          </m:sub>
+        </m:sSub>
+        <m:r>
+          <w:rPr>
+            <w:rFonts w:ascii="Cambria Math" w:hAnsi="Cambria Math"/>
+          </w:rPr>
+          <m:t>:μ&gt;50</m:t>
+        </m:r>
+      </m:oMath>
+      <w:r>
+        <w:t>).</w:t>
+      </w:r>
+    </w:p>
+    <w:p/>
+    <w:p>
+      <w:pPr>
+        <w:numPr>
+          <w:ilvl w:val="0"/>
+          <w:numId w:val="19"/>
+        </w:numPr>
+      </w:pPr>
+      <w:r>
+        <w:rPr>
+          <w:b/>
+          <w:bCs/>
+        </w:rPr>
+        <w:t>Significance Level (</w:t>
+      </w:r>
+      <m:oMath>
+        <m:r>
+          <w:rPr>
+            <w:rFonts w:ascii="Cambria Math" w:hAnsi="Cambria Math"/>
+          </w:rPr>
+          <m:t>α</m:t>
+        </m:r>
+      </m:oMath>
+      <w:r>
+        <w:rPr>
+          <w:b/>
+          <w:bCs/>
+        </w:rPr>
+        <w:t>):</w:t>
+      </w:r>
+      <w:r>
+        <w:t xml:space="preserve"> The threshold for rejecting </w:t>
+      </w:r>
+      <m:oMath>
+        <m:sSub>
+          <m:sSubPr>
+            <m:ctrlPr>
+              <w:rPr>
+                <w:rFonts w:ascii="Cambria Math" w:hAnsi="Cambria Math"/>
+              </w:rPr>
+            </m:ctrlPr>
+          </m:sSubPr>
+          <m:e>
+            <m:r>
+              <w:rPr>
+                <w:rFonts w:ascii="Cambria Math" w:hAnsi="Cambria Math"/>
+              </w:rPr>
+              <m:t>H</m:t>
+            </m:r>
+          </m:e>
+          <m:sub>
+            <m:r>
+              <w:rPr>
+                <w:rFonts w:ascii="Cambria Math" w:hAnsi="Cambria Math"/>
+              </w:rPr>
+              <m:t>0</m:t>
+            </m:r>
+          </m:sub>
+        </m:sSub>
+      </m:oMath>
+      <w:r>
+        <w:t xml:space="preserve">, set prior to testing (typically </w:t>
+      </w:r>
+      <m:oMath>
+        <m:r>
+          <w:rPr>
+            <w:rFonts w:ascii="Cambria Math" w:hAnsi="Cambria Math"/>
+          </w:rPr>
+          <m:t>α=0.05</m:t>
+        </m:r>
+      </m:oMath>
+      <w:r>
+        <w:t>). Represents the probability of committing a Type I error.</w:t>
+      </w:r>
+    </w:p>
+    <w:p/>
+    <w:p>
+      <w:pPr>
+        <w:numPr>
+          <w:ilvl w:val="0"/>
+          <w:numId w:val="19"/>
+        </w:numPr>
+      </w:pPr>
+      <w:r>
+        <w:rPr>
+          <w:b/>
+          <w:bCs/>
+        </w:rPr>
+        <w:t>p-value:</w:t>
+      </w:r>
+      <w:r>
+        <w:t xml:space="preserve"> The probability of obtaining a result at least as extreme as the observed sample outcome, assuming </w:t>
+      </w:r>
+      <m:oMath>
+        <m:sSub>
+          <m:sSubPr>
+            <m:ctrlPr>
+              <w:rPr>
+                <w:rFonts w:ascii="Cambria Math" w:hAnsi="Cambria Math"/>
+              </w:rPr>
+            </m:ctrlPr>
+          </m:sSubPr>
+          <m:e>
+            <m:r>
+              <w:rPr>
+                <w:rFonts w:ascii="Cambria Math" w:hAnsi="Cambria Math"/>
+              </w:rPr>
+              <m:t>H</m:t>
+            </m:r>
+          </m:e>
+          <m:sub>
+            <m:r>
+              <w:rPr>
+                <w:rFonts w:ascii="Cambria Math" w:hAnsi="Cambria Math"/>
+              </w:rPr>
+              <m:t>0</m:t>
+            </m:r>
+          </m:sub>
+        </m:sSub>
+      </m:oMath>
+      <w:r>
+        <w:t xml:space="preserve"> is true.</w:t>
+      </w:r>
+    </w:p>
+    <w:p>
+      <w:r>
+        <w:br/>
+      </w:r>
+    </w:p>
+    <w:p>
+      <w:pPr>
+        <w:numPr>
+          <w:ilvl w:val="1"/>
+          <w:numId w:val="19"/>
+        </w:numPr>
+      </w:pPr>
+      <m:oMath>
+        <m:r>
+          <w:rPr>
+            <w:rFonts w:ascii="Cambria Math" w:hAnsi="Cambria Math"/>
+          </w:rPr>
+          <m:t>p≤α</m:t>
+        </m:r>
+      </m:oMath>
+      <w:r>
+        <w:rPr>
+          <w:b/>
+          <w:bCs/>
+        </w:rPr>
+        <w:t>:</w:t>
+      </w:r>
+      <w:r>
+        <w:t xml:space="preserve"> Reject </w:t>
+      </w:r>
+      <m:oMath>
+        <m:sSub>
+          <m:sSubPr>
+            <m:ctrlPr>
+              <w:rPr>
+                <w:rFonts w:ascii="Cambria Math" w:hAnsi="Cambria Math"/>
+              </w:rPr>
+            </m:ctrlPr>
+          </m:sSubPr>
+          <m:e>
+            <m:r>
+              <w:rPr>
+                <w:rFonts w:ascii="Cambria Math" w:hAnsi="Cambria Math"/>
+              </w:rPr>
+              <m:t>H</m:t>
+            </m:r>
+          </m:e>
+          <m:sub>
+            <m:r>
+              <w:rPr>
+                <w:rFonts w:ascii="Cambria Math" w:hAnsi="Cambria Math"/>
+              </w:rPr>
+              <m:t>0</m:t>
+            </m:r>
+          </m:sub>
+        </m:sSub>
+      </m:oMath>
+      <w:r>
+        <w:t xml:space="preserve"> (Statistically significant).</w:t>
+      </w:r>
+    </w:p>
+    <w:p/>
+    <w:p>
+      <w:pPr>
+        <w:numPr>
+          <w:ilvl w:val="1"/>
+          <w:numId w:val="19"/>
+        </w:numPr>
+      </w:pPr>
+      <m:oMath>
+        <m:r>
+          <w:rPr>
+            <w:rFonts w:ascii="Cambria Math" w:hAnsi="Cambria Math"/>
+          </w:rPr>
+          <m:t>p&gt;α</m:t>
+        </m:r>
+      </m:oMath>
+      <w:r>
+        <w:rPr>
+          <w:b/>
+          <w:bCs/>
+        </w:rPr>
+        <w:t>:</w:t>
+      </w:r>
+      <w:r>
+        <w:t xml:space="preserve"> Fail to reject </w:t>
+      </w:r>
+      <m:oMath>
+        <m:sSub>
+          <m:sSubPr>
+            <m:ctrlPr>
+              <w:rPr>
+                <w:rFonts w:ascii="Cambria Math" w:hAnsi="Cambria Math"/>
+              </w:rPr>
+            </m:ctrlPr>
+          </m:sSubPr>
+          <m:e>
+            <m:r>
+              <w:rPr>
+                <w:rFonts w:ascii="Cambria Math" w:hAnsi="Cambria Math"/>
+              </w:rPr>
+              <m:t>H</m:t>
+            </m:r>
+          </m:e>
+          <m:sub>
+            <m:r>
+              <w:rPr>
+                <w:rFonts w:ascii="Cambria Math" w:hAnsi="Cambria Math"/>
+              </w:rPr>
+              <m:t>0</m:t>
+            </m:r>
+          </m:sub>
+        </m:sSub>
+      </m:oMath>
+      <w:r>
+        <w:t xml:space="preserve"> (Insufficient evidence).</w:t>
+      </w:r>
+    </w:p>
+    <w:p/>
+    <w:p>
+      <w:pPr>
+        <w:rPr>
+          <w:b/>
+          <w:bCs/>
+        </w:rPr>
+      </w:pPr>
+      <w:r>
+        <w:rPr>
+          <w:b/>
+          <w:bCs/>
+        </w:rPr>
+        <w:t>Decision Matrix &amp; Error Types</w:t>
+      </w:r>
+    </w:p>
+    <w:tbl>
+      <w:tblPr>
+        <w:tblW w:w="0" w:type="auto"/>
+        <w:tblCellSpacing w:w="15" w:type="dxa"/>
+        <w:tblCellMar>
+          <w:left w:w="0" w:type="dxa"/>
+          <w:right w:w="0" w:type="dxa"/>
+        </w:tblCellMar>
+        <w:tblLook w:val="04A0" w:firstRow="1" w:lastRow="0" w:firstColumn="1" w:lastColumn="0" w:noHBand="0" w:noVBand="1"/>
+      </w:tblPr>
+      <w:tblGrid>
+        <w:gridCol w:w="2500"/>
+        <w:gridCol w:w="2808"/>
+        <w:gridCol w:w="2824"/>
+      </w:tblGrid>
+      <w:tr>
+        <w:trPr>
+          <w:tblHeader/>
+          <w:tblCellSpacing w:w="15" w:type="dxa"/>
+        </w:trPr>
+        <w:tc>
+          <w:tcPr>
+            <w:tcW w:w="0" w:type="auto"/>
+            <w:tcBorders>
+              <w:top w:val="single" w:sz="6" w:space="0" w:color="C4C7C5"/>
+              <w:left w:val="single" w:sz="6" w:space="0" w:color="C4C7C5"/>
+              <w:bottom w:val="single" w:sz="6" w:space="0" w:color="C4C7C5"/>
+              <w:right w:val="single" w:sz="6" w:space="0" w:color="C4C7C5"/>
+            </w:tcBorders>
+            <w:tcMar>
+              <w:top w:w="120" w:type="dxa"/>
+              <w:left w:w="180" w:type="dxa"/>
+              <w:bottom w:w="120" w:type="dxa"/>
+              <w:right w:w="180" w:type="dxa"/>
+            </w:tcMar>
+            <w:vAlign w:val="center"/>
+            <w:hideMark/>
+          </w:tcPr>
+          <w:p>
+            <w:r>
+              <w:rPr>
+                <w:b/>
+                <w:bCs/>
+              </w:rPr>
+              <w:lastRenderedPageBreak/>
+              <w:t>Decision \ True State</w:t>
+            </w:r>
+          </w:p>
+        </w:tc>
+        <w:tc>
+          <w:tcPr>
+            <w:tcW w:w="0" w:type="auto"/>
+            <w:tcBorders>
+              <w:top w:val="single" w:sz="6" w:space="0" w:color="C4C7C5"/>
+              <w:left w:val="single" w:sz="6" w:space="0" w:color="C4C7C5"/>
+              <w:bottom w:val="single" w:sz="6" w:space="0" w:color="C4C7C5"/>
+              <w:right w:val="single" w:sz="6" w:space="0" w:color="C4C7C5"/>
+            </w:tcBorders>
+            <w:tcMar>
+              <w:top w:w="120" w:type="dxa"/>
+              <w:left w:w="180" w:type="dxa"/>
+              <w:bottom w:w="120" w:type="dxa"/>
+              <w:right w:w="180" w:type="dxa"/>
+            </w:tcMar>
+            <w:vAlign w:val="center"/>
+            <w:hideMark/>
+          </w:tcPr>
+          <w:p>
+            <w:r>
+              <w:rPr>
+                <w:b/>
+                <w:bCs/>
+              </w:rPr>
+              <w:t>H0</w:t>
+            </w:r>
+            <w:r>
+              <w:rPr>
+                <w:rFonts w:ascii="Arial" w:hAnsi="Arial" w:cs="Arial"/>
+                <w:b/>
+                <w:bCs/>
+              </w:rPr>
+              <w:t>​</w:t>
+            </w:r>
+            <w:r>
+              <w:rPr>
+                <w:b/>
+                <w:bCs/>
+              </w:rPr>
+              <w:t xml:space="preserve"> is True</w:t>
+            </w:r>
+          </w:p>
+        </w:tc>
+        <w:tc>
+          <w:tcPr>
+            <w:tcW w:w="0" w:type="auto"/>
+            <w:tcBorders>
+              <w:top w:val="single" w:sz="6" w:space="0" w:color="C4C7C5"/>
+              <w:left w:val="single" w:sz="6" w:space="0" w:color="C4C7C5"/>
+              <w:bottom w:val="single" w:sz="6" w:space="0" w:color="C4C7C5"/>
+              <w:right w:val="single" w:sz="6" w:space="0" w:color="C4C7C5"/>
+            </w:tcBorders>
+            <w:tcMar>
+              <w:top w:w="120" w:type="dxa"/>
+              <w:left w:w="180" w:type="dxa"/>
+              <w:bottom w:w="120" w:type="dxa"/>
+              <w:right w:w="180" w:type="dxa"/>
+            </w:tcMar>
+            <w:vAlign w:val="center"/>
+            <w:hideMark/>
+          </w:tcPr>
+          <w:p>
+            <w:r>
+              <w:rPr>
+                <w:b/>
+                <w:bCs/>
+              </w:rPr>
+              <w:t>H0</w:t>
+            </w:r>
+            <w:r>
+              <w:rPr>
+                <w:rFonts w:ascii="Arial" w:hAnsi="Arial" w:cs="Arial"/>
+                <w:b/>
+                <w:bCs/>
+              </w:rPr>
+              <w:t>​</w:t>
+            </w:r>
+            <w:r>
+              <w:rPr>
+                <w:b/>
+                <w:bCs/>
+              </w:rPr>
+              <w:t xml:space="preserve"> is False</w:t>
+            </w:r>
+          </w:p>
+        </w:tc>
+      </w:tr>
+      <w:tr>
+        <w:trPr>
+          <w:tblCellSpacing w:w="15" w:type="dxa"/>
+        </w:trPr>
+        <w:tc>
+          <w:tcPr>
+            <w:tcW w:w="0" w:type="auto"/>
+            <w:tcBorders>
+              <w:top w:val="single" w:sz="6" w:space="0" w:color="C4C7C5"/>
+              <w:left w:val="single" w:sz="6" w:space="0" w:color="C4C7C5"/>
+              <w:bottom w:val="single" w:sz="6" w:space="0" w:color="C4C7C5"/>
+              <w:right w:val="single" w:sz="6" w:space="0" w:color="C4C7C5"/>
+            </w:tcBorders>
+            <w:tcMar>
+              <w:top w:w="120" w:type="dxa"/>
+              <w:left w:w="180" w:type="dxa"/>
+              <w:bottom w:w="120" w:type="dxa"/>
+              <w:right w:w="180" w:type="dxa"/>
+            </w:tcMar>
+            <w:vAlign w:val="center"/>
+            <w:hideMark/>
+          </w:tcPr>
+          <w:p>
+            <w:r>
+              <w:rPr>
+                <w:b/>
+                <w:bCs/>
+              </w:rPr>
+              <w:t xml:space="preserve">Reject </w:t>
+            </w:r>
+            <m:oMath>
+              <m:sSub>
+                <m:sSubPr>
+                  <m:ctrlPr>
+                    <w:rPr>
+                      <w:rFonts w:ascii="Cambria Math" w:hAnsi="Cambria Math"/>
+                    </w:rPr>
+                  </m:ctrlPr>
+                </m:sSubPr>
+                <m:e>
+                  <m:r>
+                    <w:rPr>
+                      <w:rFonts w:ascii="Cambria Math" w:hAnsi="Cambria Math"/>
+                    </w:rPr>
+                    <m:t>H</m:t>
+                  </m:r>
+                </m:e>
+                <m:sub>
+                  <m:r>
+                    <w:rPr>
+                      <w:rFonts w:ascii="Cambria Math" w:hAnsi="Cambria Math"/>
+                    </w:rPr>
+                    <m:t>0</m:t>
+                  </m:r>
+                </m:sub>
+              </m:sSub>
+            </m:oMath>
+          </w:p>
+        </w:tc>
+        <w:tc>
+          <w:tcPr>
+            <w:tcW w:w="0" w:type="auto"/>
+            <w:tcBorders>
+              <w:top w:val="single" w:sz="6" w:space="0" w:color="C4C7C5"/>
+              <w:left w:val="single" w:sz="6" w:space="0" w:color="C4C7C5"/>
+              <w:bottom w:val="single" w:sz="6" w:space="0" w:color="C4C7C5"/>
+              <w:right w:val="single" w:sz="6" w:space="0" w:color="C4C7C5"/>
+            </w:tcBorders>
+            <w:tcMar>
+              <w:top w:w="120" w:type="dxa"/>
+              <w:left w:w="180" w:type="dxa"/>
+              <w:bottom w:w="120" w:type="dxa"/>
+              <w:right w:w="180" w:type="dxa"/>
+            </w:tcMar>
+            <w:vAlign w:val="center"/>
+            <w:hideMark/>
+          </w:tcPr>
+          <w:p>
+            <w:r>
+              <w:rPr>
+                <w:b/>
+                <w:bCs/>
+              </w:rPr>
+              <w:t>Type I Error (</w:t>
+            </w:r>
+            <m:oMath>
+              <m:r>
+                <w:rPr>
+                  <w:rFonts w:ascii="Cambria Math" w:hAnsi="Cambria Math"/>
+                </w:rPr>
+                <m:t>α</m:t>
+              </m:r>
+            </m:oMath>
+            <w:r>
+              <w:rPr>
+                <w:b/>
+                <w:bCs/>
+              </w:rPr>
+              <w:t>)</w:t>
+            </w:r>
+          </w:p>
+          <w:p>
+            <w:r>
+              <w:br/>
+            </w:r>
+          </w:p>
+          <w:p>
+            <w:r>
+              <w:rPr>
+                <w:i/>
+                <w:iCs/>
+              </w:rPr>
+              <w:t>(False Positive)</w:t>
+            </w:r>
+          </w:p>
+          <w:p/>
+        </w:tc>
+        <w:tc>
+          <w:tcPr>
+            <w:tcW w:w="0" w:type="auto"/>
+            <w:tcBorders>
+              <w:top w:val="single" w:sz="6" w:space="0" w:color="C4C7C5"/>
+              <w:left w:val="single" w:sz="6" w:space="0" w:color="C4C7C5"/>
+              <w:bottom w:val="single" w:sz="6" w:space="0" w:color="C4C7C5"/>
+              <w:right w:val="single" w:sz="6" w:space="0" w:color="C4C7C5"/>
+            </w:tcBorders>
+            <w:tcMar>
+              <w:top w:w="120" w:type="dxa"/>
+              <w:left w:w="180" w:type="dxa"/>
+              <w:bottom w:w="120" w:type="dxa"/>
+              <w:right w:w="180" w:type="dxa"/>
+            </w:tcMar>
+            <w:vAlign w:val="center"/>
+            <w:hideMark/>
+          </w:tcPr>
+          <w:p>
+            <w:r>
+              <w:rPr>
+                <w:b/>
+                <w:bCs/>
+              </w:rPr>
+              <w:t>Correct Decision (</w:t>
+            </w:r>
+            <m:oMath>
+              <m:r>
+                <w:rPr>
+                  <w:rFonts w:ascii="Cambria Math" w:hAnsi="Cambria Math"/>
+                </w:rPr>
+                <m:t>1-β</m:t>
+              </m:r>
+            </m:oMath>
+            <w:r>
+              <w:rPr>
+                <w:b/>
+                <w:bCs/>
+              </w:rPr>
+              <w:t>)</w:t>
+            </w:r>
+          </w:p>
+          <w:p>
+            <w:r>
+              <w:br/>
+            </w:r>
+          </w:p>
+          <w:p>
+            <w:r>
+              <w:rPr>
+                <w:i/>
+                <w:iCs/>
+              </w:rPr>
+              <w:t>(Statistical Power)</w:t>
+            </w:r>
+          </w:p>
+          <w:p/>
+        </w:tc>
+      </w:tr>
+      <w:tr>
+        <w:trPr>
+          <w:tblCellSpacing w:w="15" w:type="dxa"/>
+        </w:trPr>
+        <w:tc>
+          <w:tcPr>
+            <w:tcW w:w="0" w:type="auto"/>
+            <w:tcBorders>
+              <w:top w:val="single" w:sz="6" w:space="0" w:color="C4C7C5"/>
+              <w:left w:val="single" w:sz="6" w:space="0" w:color="C4C7C5"/>
+              <w:bottom w:val="single" w:sz="6" w:space="0" w:color="C4C7C5"/>
+              <w:right w:val="single" w:sz="6" w:space="0" w:color="C4C7C5"/>
+            </w:tcBorders>
+            <w:tcMar>
+              <w:top w:w="120" w:type="dxa"/>
+              <w:left w:w="180" w:type="dxa"/>
+              <w:bottom w:w="120" w:type="dxa"/>
+              <w:right w:w="180" w:type="dxa"/>
+            </w:tcMar>
+            <w:vAlign w:val="center"/>
+            <w:hideMark/>
+          </w:tcPr>
+          <w:p>
+            <w:r>
+              <w:rPr>
+                <w:b/>
+                <w:bCs/>
+              </w:rPr>
+              <w:t xml:space="preserve">Fail to Reject </w:t>
+            </w:r>
+            <m:oMath>
+              <m:sSub>
+                <m:sSubPr>
+                  <m:ctrlPr>
+                    <w:rPr>
+                      <w:rFonts w:ascii="Cambria Math" w:hAnsi="Cambria Math"/>
+                    </w:rPr>
+                  </m:ctrlPr>
+                </m:sSubPr>
+                <m:e>
+                  <m:r>
+                    <w:rPr>
+                      <w:rFonts w:ascii="Cambria Math" w:hAnsi="Cambria Math"/>
+                    </w:rPr>
+                    <m:t>H</m:t>
+                  </m:r>
+                </m:e>
+                <m:sub>
+                  <m:r>
+                    <w:rPr>
+                      <w:rFonts w:ascii="Cambria Math" w:hAnsi="Cambria Math"/>
+                    </w:rPr>
+                    <m:t>0</m:t>
+                  </m:r>
+                </m:sub>
+              </m:sSub>
+            </m:oMath>
+          </w:p>
+        </w:tc>
+        <w:tc>
+          <w:tcPr>
+            <w:tcW w:w="0" w:type="auto"/>
+            <w:tcBorders>
+              <w:top w:val="single" w:sz="6" w:space="0" w:color="C4C7C5"/>
+              <w:left w:val="single" w:sz="6" w:space="0" w:color="C4C7C5"/>
+              <w:bottom w:val="single" w:sz="6" w:space="0" w:color="C4C7C5"/>
+              <w:right w:val="single" w:sz="6" w:space="0" w:color="C4C7C5"/>
+            </w:tcBorders>
+            <w:tcMar>
+              <w:top w:w="120" w:type="dxa"/>
+              <w:left w:w="180" w:type="dxa"/>
+              <w:bottom w:w="120" w:type="dxa"/>
+              <w:right w:w="180" w:type="dxa"/>
+            </w:tcMar>
+            <w:vAlign w:val="center"/>
+            <w:hideMark/>
+          </w:tcPr>
+          <w:p>
+            <w:r>
+              <w:rPr>
+                <w:b/>
+                <w:bCs/>
+              </w:rPr>
+              <w:t>Correct Decision (</w:t>
+            </w:r>
+            <m:oMath>
+              <m:r>
+                <w:rPr>
+                  <w:rFonts w:ascii="Cambria Math" w:hAnsi="Cambria Math"/>
+                </w:rPr>
+                <m:t>1-α</m:t>
+              </m:r>
+            </m:oMath>
+            <w:r>
+              <w:rPr>
+                <w:b/>
+                <w:bCs/>
+              </w:rPr>
+              <w:t>)</w:t>
+            </w:r>
+          </w:p>
+        </w:tc>
+        <w:tc>
+          <w:tcPr>
+            <w:tcW w:w="0" w:type="auto"/>
+            <w:tcBorders>
+              <w:top w:val="single" w:sz="6" w:space="0" w:color="C4C7C5"/>
+              <w:left w:val="single" w:sz="6" w:space="0" w:color="C4C7C5"/>
+              <w:bottom w:val="single" w:sz="6" w:space="0" w:color="C4C7C5"/>
+              <w:right w:val="single" w:sz="6" w:space="0" w:color="C4C7C5"/>
+            </w:tcBorders>
+            <w:tcMar>
+              <w:top w:w="120" w:type="dxa"/>
+              <w:left w:w="180" w:type="dxa"/>
+              <w:bottom w:w="120" w:type="dxa"/>
+              <w:right w:w="180" w:type="dxa"/>
+            </w:tcMar>
+            <w:vAlign w:val="center"/>
+            <w:hideMark/>
+          </w:tcPr>
+          <w:p>
+            <w:r>
+              <w:rPr>
+                <w:b/>
+                <w:bCs/>
+              </w:rPr>
+              <w:t>Type II Error (</w:t>
+            </w:r>
+            <m:oMath>
+              <m:r>
+                <w:rPr>
+                  <w:rFonts w:ascii="Cambria Math" w:hAnsi="Cambria Math"/>
+                </w:rPr>
+                <m:t>β</m:t>
+              </m:r>
+            </m:oMath>
+            <w:r>
+              <w:rPr>
+                <w:b/>
+                <w:bCs/>
+              </w:rPr>
+              <w:t>)</w:t>
+            </w:r>
+          </w:p>
+          <w:p>
+            <w:r>
+              <w:br/>
+            </w:r>
+          </w:p>
+          <w:p>
+            <w:r>
+              <w:rPr>
+                <w:i/>
+                <w:iCs/>
+              </w:rPr>
+              <w:t>(False Negative)</w:t>
+            </w:r>
+          </w:p>
+          <w:p/>
+        </w:tc>
+      </w:tr>
+    </w:tbl>
+    <w:p>
+      <w:pPr>
+        <w:rPr>
+          <w:b/>
+          <w:bCs/>
+        </w:rPr>
+      </w:pPr>
+      <w:r>
+        <w:rPr>
+          <w:b/>
+          <w:bCs/>
+        </w:rPr>
+        <w:t>General Step-by-Step Procedure</w:t>
+      </w:r>
+    </w:p>
+    <w:p>
+      <w:pPr>
+        <w:numPr>
+          <w:ilvl w:val="0"/>
+          <w:numId w:val="20"/>
+        </w:numPr>
+      </w:pPr>
+      <w:r>
+        <w:rPr>
+          <w:b/>
+          <w:bCs/>
+        </w:rPr>
+        <w:t>State the hypotheses:</w:t>
+      </w:r>
+      <w:r>
+        <w:t xml:space="preserve"> Clearly define </w:t>
+      </w:r>
+      <m:oMath>
+        <m:sSub>
+          <m:sSubPr>
+            <m:ctrlPr>
+              <w:rPr>
+                <w:rFonts w:ascii="Cambria Math" w:hAnsi="Cambria Math"/>
+              </w:rPr>
+            </m:ctrlPr>
+          </m:sSubPr>
+          <m:e>
+            <m:r>
+              <w:rPr>
+                <w:rFonts w:ascii="Cambria Math" w:hAnsi="Cambria Math"/>
+              </w:rPr>
+              <m:t>H</m:t>
+            </m:r>
+          </m:e>
+          <m:sub>
+            <m:r>
+              <w:rPr>
+                <w:rFonts w:ascii="Cambria Math" w:hAnsi="Cambria Math"/>
+              </w:rPr>
+              <m:t>0</m:t>
+            </m:r>
+          </m:sub>
+        </m:sSub>
+      </m:oMath>
+      <w:r>
+        <w:t xml:space="preserve"> and </w:t>
+      </w:r>
+      <m:oMath>
+        <m:sSub>
+          <m:sSubPr>
+            <m:ctrlPr>
+              <w:rPr>
+                <w:rFonts w:ascii="Cambria Math" w:hAnsi="Cambria Math"/>
+              </w:rPr>
+            </m:ctrlPr>
+          </m:sSubPr>
+          <m:e>
+            <m:r>
+              <w:rPr>
+                <w:rFonts w:ascii="Cambria Math" w:hAnsi="Cambria Math"/>
+              </w:rPr>
+              <m:t>H</m:t>
+            </m:r>
+          </m:e>
+          <m:sub>
+            <m:r>
+              <w:rPr>
+                <w:rFonts w:ascii="Cambria Math" w:hAnsi="Cambria Math"/>
+              </w:rPr>
+              <m:t>a</m:t>
+            </m:r>
+          </m:sub>
+        </m:sSub>
+      </m:oMath>
+      <w:r>
+        <w:t>.</w:t>
+      </w:r>
+    </w:p>
+    <w:p/>
+    <w:p>
+      <w:pPr>
+        <w:numPr>
+          <w:ilvl w:val="0"/>
+          <w:numId w:val="20"/>
+        </w:numPr>
+      </w:pPr>
+      <w:r>
+        <w:rPr>
+          <w:b/>
+          <w:bCs/>
+        </w:rPr>
+        <w:t>Set the decision criteria:</w:t>
+      </w:r>
+      <w:r>
+        <w:t xml:space="preserve"> Choose significance level </w:t>
+      </w:r>
+      <m:oMath>
+        <m:r>
+          <w:rPr>
+            <w:rFonts w:ascii="Cambria Math" w:hAnsi="Cambria Math"/>
+          </w:rPr>
+          <m:t>α</m:t>
+        </m:r>
+      </m:oMath>
+      <w:r>
+        <w:t xml:space="preserve"> and identify the test direction (One-tailed vs. Two-tailed).</w:t>
+      </w:r>
+    </w:p>
+    <w:p/>
+    <w:p>
+      <w:pPr>
+        <w:numPr>
+          <w:ilvl w:val="0"/>
+          <w:numId w:val="20"/>
+        </w:numPr>
+      </w:pPr>
+      <w:r>
+        <w:rPr>
+          <w:b/>
+          <w:bCs/>
+        </w:rPr>
+        <w:t>Select the test statistic:</w:t>
+      </w:r>
+      <w:r>
+        <w:t xml:space="preserve"> Choose based on data type, distribution, and sample size.</w:t>
+      </w:r>
+    </w:p>
+    <w:p/>
+    <w:p>
+      <w:pPr>
+        <w:numPr>
+          <w:ilvl w:val="0"/>
+          <w:numId w:val="20"/>
+        </w:numPr>
+      </w:pPr>
+      <w:r>
+        <w:rPr>
+          <w:b/>
+          <w:bCs/>
+        </w:rPr>
+        <w:t>Compute the test statistic &amp; p-value:</w:t>
+      </w:r>
+      <w:r>
+        <w:t xml:space="preserve"> Calculate test statistic (</w:t>
+      </w:r>
+      <m:oMath>
+        <m:r>
+          <w:rPr>
+            <w:rFonts w:ascii="Cambria Math" w:hAnsi="Cambria Math"/>
+          </w:rPr>
+          <m:t>z,t,</m:t>
+        </m:r>
+        <m:sSup>
+          <m:sSupPr>
+            <m:ctrlPr>
+              <w:rPr>
+                <w:rFonts w:ascii="Cambria Math" w:hAnsi="Cambria Math"/>
+              </w:rPr>
+            </m:ctrlPr>
+          </m:sSupPr>
+          <m:e>
+            <m:r>
+              <w:rPr>
+                <w:rFonts w:ascii="Cambria Math" w:hAnsi="Cambria Math"/>
+              </w:rPr>
+              <m:t>χ</m:t>
+            </m:r>
+          </m:e>
+          <m:sup>
+            <m:r>
+              <w:rPr>
+                <w:rFonts w:ascii="Cambria Math" w:hAnsi="Cambria Math"/>
+              </w:rPr>
+              <m:t>2</m:t>
+            </m:r>
+          </m:sup>
+        </m:sSup>
+        <m:r>
+          <w:rPr>
+            <w:rFonts w:ascii="Cambria Math" w:hAnsi="Cambria Math"/>
+          </w:rPr>
+          <m:t>,F</m:t>
+        </m:r>
+      </m:oMath>
+      <w:r>
+        <w:t>) from sample data.</w:t>
+      </w:r>
+    </w:p>
+    <w:p/>
+    <w:p>
+      <w:pPr>
+        <w:numPr>
+          <w:ilvl w:val="0"/>
+          <w:numId w:val="20"/>
+        </w:numPr>
+      </w:pPr>
+      <w:r>
+        <w:rPr>
+          <w:b/>
+          <w:bCs/>
+        </w:rPr>
+        <w:t>Make a decision:</w:t>
+      </w:r>
+      <w:r>
+        <w:t xml:space="preserve"> Compare </w:t>
+      </w:r>
+      <m:oMath>
+        <m:r>
+          <w:rPr>
+            <w:rFonts w:ascii="Cambria Math" w:hAnsi="Cambria Math"/>
+          </w:rPr>
+          <m:t>p</m:t>
+        </m:r>
+      </m:oMath>
+      <w:r>
+        <w:t xml:space="preserve">-value to </w:t>
+      </w:r>
+      <m:oMath>
+        <m:r>
+          <w:rPr>
+            <w:rFonts w:ascii="Cambria Math" w:hAnsi="Cambria Math"/>
+          </w:rPr>
+          <m:t>α</m:t>
+        </m:r>
+      </m:oMath>
+      <w:r>
+        <w:t xml:space="preserve"> (or test statistic to critical value) and draw a conclusion in context.</w:t>
+      </w:r>
+    </w:p>
+    <w:p/>
+    <w:p>
+      <w:pPr>
+        <w:rPr>
+          <w:b/>
+          <w:bCs/>
+        </w:rPr>
+      </w:pPr>
+      <w:r>
+        <w:rPr>
+          <w:b/>
+          <w:bCs/>
+        </w:rPr>
+        <w:t>Common Statistical Tests Selection Guide</w:t>
+      </w:r>
+    </w:p>
+    <w:tbl>
+      <w:tblPr>
+        <w:tblW w:w="0" w:type="auto"/>
+        <w:tblCellSpacing w:w="15" w:type="dxa"/>
+        <w:tblCellMar>
+          <w:left w:w="0" w:type="dxa"/>
+          <w:right w:w="0" w:type="dxa"/>
+        </w:tblCellMar>
+        <w:tblLook w:val="04A0" w:firstRow="1" w:lastRow="0" w:firstColumn="1" w:lastColumn="0" w:noHBand="0" w:noVBand="1"/>
+      </w:tblPr>
+      <w:tblGrid>
+        <w:gridCol w:w="2071"/>
+        <w:gridCol w:w="2191"/>
+        <w:gridCol w:w="1831"/>
+        <w:gridCol w:w="2917"/>
+      </w:tblGrid>
+      <w:tr>
+        <w:trPr>
+          <w:tblHeader/>
+          <w:tblCellSpacing w:w="15" w:type="dxa"/>
+        </w:trPr>
+        <w:tc>
+          <w:tcPr>
+            <w:tcW w:w="0" w:type="auto"/>
+            <w:tcBorders>
+              <w:top w:val="single" w:sz="6" w:space="0" w:color="C4C7C5"/>
+              <w:left w:val="single" w:sz="6" w:space="0" w:color="C4C7C5"/>
+              <w:bottom w:val="single" w:sz="6" w:space="0" w:color="C4C7C5"/>
+              <w:right w:val="single" w:sz="6" w:space="0" w:color="C4C7C5"/>
+            </w:tcBorders>
+            <w:tcMar>
+              <w:top w:w="120" w:type="dxa"/>
+              <w:left w:w="180" w:type="dxa"/>
+              <w:bottom w:w="120" w:type="dxa"/>
+              <w:right w:w="180" w:type="dxa"/>
+            </w:tcMar>
+            <w:vAlign w:val="center"/>
+            <w:hideMark/>
+          </w:tcPr>
+          <w:p>
+            <w:r>
+              <w:rPr>
+                <w:b/>
+                <w:bCs/>
+              </w:rPr>
+              <w:t>Test Name</w:t>
+            </w:r>
+          </w:p>
+        </w:tc>
+        <w:tc>
+          <w:tcPr>
+            <w:tcW w:w="0" w:type="auto"/>
+            <w:tcBorders>
+              <w:top w:val="single" w:sz="6" w:space="0" w:color="C4C7C5"/>
+              <w:left w:val="single" w:sz="6" w:space="0" w:color="C4C7C5"/>
+              <w:bottom w:val="single" w:sz="6" w:space="0" w:color="C4C7C5"/>
+              <w:right w:val="single" w:sz="6" w:space="0" w:color="C4C7C5"/>
+            </w:tcBorders>
+            <w:tcMar>
+              <w:top w:w="120" w:type="dxa"/>
+              <w:left w:w="180" w:type="dxa"/>
+              <w:bottom w:w="120" w:type="dxa"/>
+              <w:right w:w="180" w:type="dxa"/>
+            </w:tcMar>
+            <w:vAlign w:val="center"/>
+            <w:hideMark/>
+          </w:tcPr>
+          <w:p>
+            <w:r>
+              <w:rPr>
+                <w:b/>
+                <w:bCs/>
+              </w:rPr>
+              <w:t>Usage / Goal</w:t>
+            </w:r>
+          </w:p>
+        </w:tc>
+        <w:tc>
+          <w:tcPr>
+            <w:tcW w:w="0" w:type="auto"/>
+            <w:tcBorders>
+              <w:top w:val="single" w:sz="6" w:space="0" w:color="C4C7C5"/>
+              <w:left w:val="single" w:sz="6" w:space="0" w:color="C4C7C5"/>
+              <w:bottom w:val="single" w:sz="6" w:space="0" w:color="C4C7C5"/>
+              <w:right w:val="single" w:sz="6" w:space="0" w:color="C4C7C5"/>
+            </w:tcBorders>
+            <w:tcMar>
+              <w:top w:w="120" w:type="dxa"/>
+              <w:left w:w="180" w:type="dxa"/>
+              <w:bottom w:w="120" w:type="dxa"/>
+              <w:right w:w="180" w:type="dxa"/>
+            </w:tcMar>
+            <w:vAlign w:val="center"/>
+            <w:hideMark/>
+          </w:tcPr>
+          <w:p>
+            <w:r>
+              <w:rPr>
+                <w:b/>
+                <w:bCs/>
+              </w:rPr>
+              <w:t>Data Type</w:t>
+            </w:r>
+          </w:p>
+        </w:tc>
+        <w:tc>
+          <w:tcPr>
+            <w:tcW w:w="0" w:type="auto"/>
+            <w:tcBorders>
+              <w:top w:val="single" w:sz="6" w:space="0" w:color="C4C7C5"/>
+              <w:left w:val="single" w:sz="6" w:space="0" w:color="C4C7C5"/>
+              <w:bottom w:val="single" w:sz="6" w:space="0" w:color="C4C7C5"/>
+              <w:right w:val="single" w:sz="6" w:space="0" w:color="C4C7C5"/>
+            </w:tcBorders>
+            <w:tcMar>
+              <w:top w:w="120" w:type="dxa"/>
+              <w:left w:w="180" w:type="dxa"/>
+              <w:bottom w:w="120" w:type="dxa"/>
+              <w:right w:w="180" w:type="dxa"/>
+            </w:tcMar>
+            <w:vAlign w:val="center"/>
+            <w:hideMark/>
+          </w:tcPr>
+          <w:p>
+            <w:r>
+              <w:rPr>
+                <w:b/>
+                <w:bCs/>
+              </w:rPr>
+              <w:t>Key Conditions</w:t>
+            </w:r>
+          </w:p>
+        </w:tc>
+      </w:tr>
+      <w:tr>
+        <w:trPr>
+          <w:tblCellSpacing w:w="15" w:type="dxa"/>
+        </w:trPr>
+        <w:tc>
+          <w:tcPr>
+            <w:tcW w:w="0" w:type="auto"/>
+            <w:tcBorders>
+              <w:top w:val="single" w:sz="6" w:space="0" w:color="C4C7C5"/>
+              <w:left w:val="single" w:sz="6" w:space="0" w:color="C4C7C5"/>
+              <w:bottom w:val="single" w:sz="6" w:space="0" w:color="C4C7C5"/>
+              <w:right w:val="single" w:sz="6" w:space="0" w:color="C4C7C5"/>
+            </w:tcBorders>
+            <w:tcMar>
+              <w:top w:w="120" w:type="dxa"/>
+              <w:left w:w="180" w:type="dxa"/>
+              <w:bottom w:w="120" w:type="dxa"/>
+              <w:right w:w="180" w:type="dxa"/>
+            </w:tcMar>
+            <w:vAlign w:val="center"/>
+            <w:hideMark/>
+          </w:tcPr>
+          <w:p>
+            <w:r>
+              <w:rPr>
+                <w:b/>
+                <w:bCs/>
+              </w:rPr>
+              <w:t>One-Sample Z-Test</w:t>
+            </w:r>
+          </w:p>
+        </w:tc>
+        <w:tc>
+          <w:tcPr>
+            <w:tcW w:w="0" w:type="auto"/>
+            <w:tcBorders>
+              <w:top w:val="single" w:sz="6" w:space="0" w:color="C4C7C5"/>
+              <w:left w:val="single" w:sz="6" w:space="0" w:color="C4C7C5"/>
+              <w:bottom w:val="single" w:sz="6" w:space="0" w:color="C4C7C5"/>
+              <w:right w:val="single" w:sz="6" w:space="0" w:color="C4C7C5"/>
+            </w:tcBorders>
+            <w:tcMar>
+              <w:top w:w="120" w:type="dxa"/>
+              <w:left w:w="180" w:type="dxa"/>
+              <w:bottom w:w="120" w:type="dxa"/>
+              <w:right w:w="180" w:type="dxa"/>
+            </w:tcMar>
+            <w:vAlign w:val="center"/>
+            <w:hideMark/>
+          </w:tcPr>
+          <w:p>
+            <w:r>
+              <w:t>Compare sample mean to population mean</w:t>
+            </w:r>
+          </w:p>
+        </w:tc>
+        <w:tc>
+          <w:tcPr>
+            <w:tcW w:w="0" w:type="auto"/>
+            <w:tcBorders>
+              <w:top w:val="single" w:sz="6" w:space="0" w:color="C4C7C5"/>
+              <w:left w:val="single" w:sz="6" w:space="0" w:color="C4C7C5"/>
+              <w:bottom w:val="single" w:sz="6" w:space="0" w:color="C4C7C5"/>
+              <w:right w:val="single" w:sz="6" w:space="0" w:color="C4C7C5"/>
+            </w:tcBorders>
+            <w:tcMar>
+              <w:top w:w="120" w:type="dxa"/>
+              <w:left w:w="180" w:type="dxa"/>
+              <w:bottom w:w="120" w:type="dxa"/>
+              <w:right w:w="180" w:type="dxa"/>
+            </w:tcMar>
+            <w:vAlign w:val="center"/>
+            <w:hideMark/>
+          </w:tcPr>
+          <w:p>
+            <w:r>
+              <w:t>Continuous</w:t>
+            </w:r>
+          </w:p>
+        </w:tc>
+        <w:tc>
+          <w:tcPr>
+            <w:tcW w:w="0" w:type="auto"/>
+            <w:tcBorders>
+              <w:top w:val="single" w:sz="6" w:space="0" w:color="C4C7C5"/>
+              <w:left w:val="single" w:sz="6" w:space="0" w:color="C4C7C5"/>
+              <w:bottom w:val="single" w:sz="6" w:space="0" w:color="C4C7C5"/>
+              <w:right w:val="single" w:sz="6" w:space="0" w:color="C4C7C5"/>
+            </w:tcBorders>
+            <w:tcMar>
+              <w:top w:w="120" w:type="dxa"/>
+              <w:left w:w="180" w:type="dxa"/>
+              <w:bottom w:w="120" w:type="dxa"/>
+              <w:right w:w="180" w:type="dxa"/>
+            </w:tcMar>
+            <w:vAlign w:val="center"/>
+            <w:hideMark/>
+          </w:tcPr>
+          <w:p>
+            <w:r>
+              <w:t>Known population variance (</w:t>
+            </w:r>
+            <m:oMath>
+              <m:r>
+                <w:rPr>
+                  <w:rFonts w:ascii="Cambria Math" w:hAnsi="Cambria Math"/>
+                </w:rPr>
+                <m:t>σ</m:t>
+              </m:r>
+            </m:oMath>
+            <w:r>
+              <w:t xml:space="preserve">), </w:t>
+            </w:r>
+            <m:oMath>
+              <m:r>
+                <w:rPr>
+                  <w:rFonts w:ascii="Cambria Math" w:hAnsi="Cambria Math"/>
+                </w:rPr>
+                <m:t>n≥30</m:t>
+              </m:r>
+            </m:oMath>
+          </w:p>
+        </w:tc>
+      </w:tr>
+      <w:tr>
+        <w:trPr>
+          <w:tblCellSpacing w:w="15" w:type="dxa"/>
+        </w:trPr>
+        <w:tc>
+          <w:tcPr>
+            <w:tcW w:w="0" w:type="auto"/>
+            <w:tcBorders>
+              <w:top w:val="single" w:sz="6" w:space="0" w:color="C4C7C5"/>
+              <w:left w:val="single" w:sz="6" w:space="0" w:color="C4C7C5"/>
+              <w:bottom w:val="single" w:sz="6" w:space="0" w:color="C4C7C5"/>
+              <w:right w:val="single" w:sz="6" w:space="0" w:color="C4C7C5"/>
+            </w:tcBorders>
+            <w:tcMar>
+              <w:top w:w="120" w:type="dxa"/>
+              <w:left w:w="180" w:type="dxa"/>
+              <w:bottom w:w="120" w:type="dxa"/>
+              <w:right w:w="180" w:type="dxa"/>
+            </w:tcMar>
+            <w:vAlign w:val="center"/>
+            <w:hideMark/>
+          </w:tcPr>
+          <w:p>
+            <w:r>
+              <w:rPr>
+                <w:b/>
+                <w:bCs/>
+              </w:rPr>
+              <w:lastRenderedPageBreak/>
+              <w:t>One-Sample t-Test</w:t>
+            </w:r>
+          </w:p>
+        </w:tc>
+        <w:tc>
+          <w:tcPr>
+            <w:tcW w:w="0" w:type="auto"/>
+            <w:tcBorders>
+              <w:top w:val="single" w:sz="6" w:space="0" w:color="C4C7C5"/>
+              <w:left w:val="single" w:sz="6" w:space="0" w:color="C4C7C5"/>
+              <w:bottom w:val="single" w:sz="6" w:space="0" w:color="C4C7C5"/>
+              <w:right w:val="single" w:sz="6" w:space="0" w:color="C4C7C5"/>
+            </w:tcBorders>
+            <w:tcMar>
+              <w:top w:w="120" w:type="dxa"/>
+              <w:left w:w="180" w:type="dxa"/>
+              <w:bottom w:w="120" w:type="dxa"/>
+              <w:right w:w="180" w:type="dxa"/>
+            </w:tcMar>
+            <w:vAlign w:val="center"/>
+            <w:hideMark/>
+          </w:tcPr>
+          <w:p>
+            <w:r>
+              <w:t>Compare sample mean to population mean</w:t>
+            </w:r>
+          </w:p>
+        </w:tc>
+        <w:tc>
+          <w:tcPr>
+            <w:tcW w:w="0" w:type="auto"/>
+            <w:tcBorders>
+              <w:top w:val="single" w:sz="6" w:space="0" w:color="C4C7C5"/>
+              <w:left w:val="single" w:sz="6" w:space="0" w:color="C4C7C5"/>
+              <w:bottom w:val="single" w:sz="6" w:space="0" w:color="C4C7C5"/>
+              <w:right w:val="single" w:sz="6" w:space="0" w:color="C4C7C5"/>
+            </w:tcBorders>
+            <w:tcMar>
+              <w:top w:w="120" w:type="dxa"/>
+              <w:left w:w="180" w:type="dxa"/>
+              <w:bottom w:w="120" w:type="dxa"/>
+              <w:right w:w="180" w:type="dxa"/>
+            </w:tcMar>
+            <w:vAlign w:val="center"/>
+            <w:hideMark/>
+          </w:tcPr>
+          <w:p>
+            <w:r>
+              <w:t>Continuous</w:t>
+            </w:r>
+          </w:p>
+        </w:tc>
+        <w:tc>
+          <w:tcPr>
+            <w:tcW w:w="0" w:type="auto"/>
+            <w:tcBorders>
+              <w:top w:val="single" w:sz="6" w:space="0" w:color="C4C7C5"/>
+              <w:left w:val="single" w:sz="6" w:space="0" w:color="C4C7C5"/>
+              <w:bottom w:val="single" w:sz="6" w:space="0" w:color="C4C7C5"/>
+              <w:right w:val="single" w:sz="6" w:space="0" w:color="C4C7C5"/>
+            </w:tcBorders>
+            <w:tcMar>
+              <w:top w:w="120" w:type="dxa"/>
+              <w:left w:w="180" w:type="dxa"/>
+              <w:bottom w:w="120" w:type="dxa"/>
+              <w:right w:w="180" w:type="dxa"/>
+            </w:tcMar>
+            <w:vAlign w:val="center"/>
+            <w:hideMark/>
+          </w:tcPr>
+          <w:p>
+            <w:r>
+              <w:t>Unknown population variance, small sample (</w:t>
+            </w:r>
+            <m:oMath>
+              <m:r>
+                <w:rPr>
+                  <w:rFonts w:ascii="Cambria Math" w:hAnsi="Cambria Math"/>
+                </w:rPr>
+                <m:t>n&lt;30</m:t>
+              </m:r>
+            </m:oMath>
+            <w:r>
+              <w:t>) or normal pop</w:t>
+            </w:r>
+          </w:p>
+        </w:tc>
+      </w:tr>
+      <w:tr>
+        <w:trPr>
+          <w:tblCellSpacing w:w="15" w:type="dxa"/>
+        </w:trPr>
+        <w:tc>
+          <w:tcPr>
+            <w:tcW w:w="0" w:type="auto"/>
+            <w:tcBorders>
+              <w:top w:val="single" w:sz="6" w:space="0" w:color="C4C7C5"/>
+              <w:left w:val="single" w:sz="6" w:space="0" w:color="C4C7C5"/>
+              <w:bottom w:val="single" w:sz="6" w:space="0" w:color="C4C7C5"/>
+              <w:right w:val="single" w:sz="6" w:space="0" w:color="C4C7C5"/>
+            </w:tcBorders>
+            <w:tcMar>
+              <w:top w:w="120" w:type="dxa"/>
+              <w:left w:w="180" w:type="dxa"/>
+              <w:bottom w:w="120" w:type="dxa"/>
+              <w:right w:w="180" w:type="dxa"/>
+            </w:tcMar>
+            <w:vAlign w:val="center"/>
+            <w:hideMark/>
+          </w:tcPr>
+          <w:p>
+            <w:r>
+              <w:rPr>
+                <w:b/>
+                <w:bCs/>
+              </w:rPr>
+              <w:t>Two-Sample t-Test</w:t>
+            </w:r>
+          </w:p>
+        </w:tc>
+        <w:tc>
+          <w:tcPr>
+            <w:tcW w:w="0" w:type="auto"/>
+            <w:tcBorders>
+              <w:top w:val="single" w:sz="6" w:space="0" w:color="C4C7C5"/>
+              <w:left w:val="single" w:sz="6" w:space="0" w:color="C4C7C5"/>
+              <w:bottom w:val="single" w:sz="6" w:space="0" w:color="C4C7C5"/>
+              <w:right w:val="single" w:sz="6" w:space="0" w:color="C4C7C5"/>
+            </w:tcBorders>
+            <w:tcMar>
+              <w:top w:w="120" w:type="dxa"/>
+              <w:left w:w="180" w:type="dxa"/>
+              <w:bottom w:w="120" w:type="dxa"/>
+              <w:right w:w="180" w:type="dxa"/>
+            </w:tcMar>
+            <w:vAlign w:val="center"/>
+            <w:hideMark/>
+          </w:tcPr>
+          <w:p>
+            <w:r>
+              <w:t>Compare means of two independent groups</w:t>
+            </w:r>
+          </w:p>
+        </w:tc>
+        <w:tc>
+          <w:tcPr>
+            <w:tcW w:w="0" w:type="auto"/>
+            <w:tcBorders>
+              <w:top w:val="single" w:sz="6" w:space="0" w:color="C4C7C5"/>
+              <w:left w:val="single" w:sz="6" w:space="0" w:color="C4C7C5"/>
+              <w:bottom w:val="single" w:sz="6" w:space="0" w:color="C4C7C5"/>
+              <w:right w:val="single" w:sz="6" w:space="0" w:color="C4C7C5"/>
+            </w:tcBorders>
+            <w:tcMar>
+              <w:top w:w="120" w:type="dxa"/>
+              <w:left w:w="180" w:type="dxa"/>
+              <w:bottom w:w="120" w:type="dxa"/>
+              <w:right w:w="180" w:type="dxa"/>
+            </w:tcMar>
+            <w:vAlign w:val="center"/>
+            <w:hideMark/>
+          </w:tcPr>
+          <w:p>
+            <w:r>
+              <w:t>Continuous</w:t>
+            </w:r>
+          </w:p>
+        </w:tc>
+        <w:tc>
+          <w:tcPr>
+            <w:tcW w:w="0" w:type="auto"/>
+            <w:tcBorders>
+              <w:top w:val="single" w:sz="6" w:space="0" w:color="C4C7C5"/>
+              <w:left w:val="single" w:sz="6" w:space="0" w:color="C4C7C5"/>
+              <w:bottom w:val="single" w:sz="6" w:space="0" w:color="C4C7C5"/>
+              <w:right w:val="single" w:sz="6" w:space="0" w:color="C4C7C5"/>
+            </w:tcBorders>
+            <w:tcMar>
+              <w:top w:w="120" w:type="dxa"/>
+              <w:left w:w="180" w:type="dxa"/>
+              <w:bottom w:w="120" w:type="dxa"/>
+              <w:right w:w="180" w:type="dxa"/>
+            </w:tcMar>
+            <w:vAlign w:val="center"/>
+            <w:hideMark/>
+          </w:tcPr>
+          <w:p>
+            <w:r>
+              <w:t>Independent samples, numeric target</w:t>
+            </w:r>
+          </w:p>
+        </w:tc>
+      </w:tr>
+      <w:tr>
+        <w:trPr>
+          <w:tblCellSpacing w:w="15" w:type="dxa"/>
+        </w:trPr>
+        <w:tc>
+          <w:tcPr>
+            <w:tcW w:w="0" w:type="auto"/>
+            <w:tcBorders>
+              <w:top w:val="single" w:sz="6" w:space="0" w:color="C4C7C5"/>
+              <w:left w:val="single" w:sz="6" w:space="0" w:color="C4C7C5"/>
+              <w:bottom w:val="single" w:sz="6" w:space="0" w:color="C4C7C5"/>
+              <w:right w:val="single" w:sz="6" w:space="0" w:color="C4C7C5"/>
+            </w:tcBorders>
+            <w:tcMar>
+              <w:top w:w="120" w:type="dxa"/>
+              <w:left w:w="180" w:type="dxa"/>
+              <w:bottom w:w="120" w:type="dxa"/>
+              <w:right w:w="180" w:type="dxa"/>
+            </w:tcMar>
+            <w:vAlign w:val="center"/>
+            <w:hideMark/>
+          </w:tcPr>
+          <w:p>
+            <w:r>
+              <w:rPr>
+                <w:b/>
+                <w:bCs/>
+              </w:rPr>
+              <w:t>Paired t-Test</w:t>
+            </w:r>
+          </w:p>
+        </w:tc>
+        <w:tc>
+          <w:tcPr>
+            <w:tcW w:w="0" w:type="auto"/>
+            <w:tcBorders>
+              <w:top w:val="single" w:sz="6" w:space="0" w:color="C4C7C5"/>
+              <w:left w:val="single" w:sz="6" w:space="0" w:color="C4C7C5"/>
+              <w:bottom w:val="single" w:sz="6" w:space="0" w:color="C4C7C5"/>
+              <w:right w:val="single" w:sz="6" w:space="0" w:color="C4C7C5"/>
+            </w:tcBorders>
+            <w:tcMar>
+              <w:top w:w="120" w:type="dxa"/>
+              <w:left w:w="180" w:type="dxa"/>
+              <w:bottom w:w="120" w:type="dxa"/>
+              <w:right w:w="180" w:type="dxa"/>
+            </w:tcMar>
+            <w:vAlign w:val="center"/>
+            <w:hideMark/>
+          </w:tcPr>
+          <w:p>
+            <w:r>
+              <w:t>Compare means of the same group before/after</w:t>
+            </w:r>
+          </w:p>
+        </w:tc>
+        <w:tc>
+          <w:tcPr>
+            <w:tcW w:w="0" w:type="auto"/>
+            <w:tcBorders>
+              <w:top w:val="single" w:sz="6" w:space="0" w:color="C4C7C5"/>
+              <w:left w:val="single" w:sz="6" w:space="0" w:color="C4C7C5"/>
+              <w:bottom w:val="single" w:sz="6" w:space="0" w:color="C4C7C5"/>
+              <w:right w:val="single" w:sz="6" w:space="0" w:color="C4C7C5"/>
+            </w:tcBorders>
+            <w:tcMar>
+              <w:top w:w="120" w:type="dxa"/>
+              <w:left w:w="180" w:type="dxa"/>
+              <w:bottom w:w="120" w:type="dxa"/>
+              <w:right w:w="180" w:type="dxa"/>
+            </w:tcMar>
+            <w:vAlign w:val="center"/>
+            <w:hideMark/>
+          </w:tcPr>
+          <w:p>
+            <w:r>
+              <w:t>Continuous</w:t>
+            </w:r>
+          </w:p>
+        </w:tc>
+        <w:tc>
+          <w:tcPr>
+            <w:tcW w:w="0" w:type="auto"/>
+            <w:tcBorders>
+              <w:top w:val="single" w:sz="6" w:space="0" w:color="C4C7C5"/>
+              <w:left w:val="single" w:sz="6" w:space="0" w:color="C4C7C5"/>
+              <w:bottom w:val="single" w:sz="6" w:space="0" w:color="C4C7C5"/>
+              <w:right w:val="single" w:sz="6" w:space="0" w:color="C4C7C5"/>
+            </w:tcBorders>
+            <w:tcMar>
+              <w:top w:w="120" w:type="dxa"/>
+              <w:left w:w="180" w:type="dxa"/>
+              <w:bottom w:w="120" w:type="dxa"/>
+              <w:right w:w="180" w:type="dxa"/>
+            </w:tcMar>
+            <w:vAlign w:val="center"/>
+            <w:hideMark/>
+          </w:tcPr>
+          <w:p>
+            <w:r>
+              <w:t>Dependent/matched observations</w:t>
+            </w:r>
+          </w:p>
+        </w:tc>
+      </w:tr>
+      <w:tr>
+        <w:trPr>
+          <w:tblCellSpacing w:w="15" w:type="dxa"/>
+        </w:trPr>
+        <w:tc>
+          <w:tcPr>
+            <w:tcW w:w="0" w:type="auto"/>
+            <w:tcBorders>
+              <w:top w:val="single" w:sz="6" w:space="0" w:color="C4C7C5"/>
+              <w:left w:val="single" w:sz="6" w:space="0" w:color="C4C7C5"/>
+              <w:bottom w:val="single" w:sz="6" w:space="0" w:color="C4C7C5"/>
+              <w:right w:val="single" w:sz="6" w:space="0" w:color="C4C7C5"/>
+            </w:tcBorders>
+            <w:tcMar>
+              <w:top w:w="120" w:type="dxa"/>
+              <w:left w:w="180" w:type="dxa"/>
+              <w:bottom w:w="120" w:type="dxa"/>
+              <w:right w:w="180" w:type="dxa"/>
+            </w:tcMar>
+            <w:vAlign w:val="center"/>
+            <w:hideMark/>
+          </w:tcPr>
+          <w:p>
+            <w:r>
+              <w:rPr>
+                <w:b/>
+                <w:bCs/>
+              </w:rPr>
+              <w:t>ANOVA (One-Way)</w:t>
+            </w:r>
+          </w:p>
+        </w:tc>
+        <w:tc>
+          <w:tcPr>
+            <w:tcW w:w="0" w:type="auto"/>
+            <w:tcBorders>
+              <w:top w:val="single" w:sz="6" w:space="0" w:color="C4C7C5"/>
+              <w:left w:val="single" w:sz="6" w:space="0" w:color="C4C7C5"/>
+              <w:bottom w:val="single" w:sz="6" w:space="0" w:color="C4C7C5"/>
+              <w:right w:val="single" w:sz="6" w:space="0" w:color="C4C7C5"/>
+            </w:tcBorders>
+            <w:tcMar>
+              <w:top w:w="120" w:type="dxa"/>
+              <w:left w:w="180" w:type="dxa"/>
+              <w:bottom w:w="120" w:type="dxa"/>
+              <w:right w:w="180" w:type="dxa"/>
+            </w:tcMar>
+            <w:vAlign w:val="center"/>
+            <w:hideMark/>
+          </w:tcPr>
+          <w:p>
+            <w:r>
+              <w:t xml:space="preserve">Compare means across </w:t>
+            </w:r>
+            <m:oMath>
+              <m:r>
+                <w:rPr>
+                  <w:rFonts w:ascii="Cambria Math" w:hAnsi="Cambria Math"/>
+                </w:rPr>
+                <m:t>≥3</m:t>
+              </m:r>
+            </m:oMath>
+            <w:r>
+              <w:t xml:space="preserve"> groups</w:t>
+            </w:r>
+          </w:p>
+        </w:tc>
+        <w:tc>
+          <w:tcPr>
+            <w:tcW w:w="0" w:type="auto"/>
+            <w:tcBorders>
+              <w:top w:val="single" w:sz="6" w:space="0" w:color="C4C7C5"/>
+              <w:left w:val="single" w:sz="6" w:space="0" w:color="C4C7C5"/>
+              <w:bottom w:val="single" w:sz="6" w:space="0" w:color="C4C7C5"/>
+              <w:right w:val="single" w:sz="6" w:space="0" w:color="C4C7C5"/>
+            </w:tcBorders>
+            <w:tcMar>
+              <w:top w:w="120" w:type="dxa"/>
+              <w:left w:w="180" w:type="dxa"/>
+              <w:bottom w:w="120" w:type="dxa"/>
+              <w:right w:w="180" w:type="dxa"/>
+            </w:tcMar>
+            <w:vAlign w:val="center"/>
+            <w:hideMark/>
+          </w:tcPr>
+          <w:p>
+            <w:r>
+              <w:t>Continuous Target / Categorical Feature</w:t>
+            </w:r>
+          </w:p>
+        </w:tc>
+        <w:tc>
+          <w:tcPr>
+            <w:tcW w:w="0" w:type="auto"/>
+            <w:tcBorders>
+              <w:top w:val="single" w:sz="6" w:space="0" w:color="C4C7C5"/>
+              <w:left w:val="single" w:sz="6" w:space="0" w:color="C4C7C5"/>
+              <w:bottom w:val="single" w:sz="6" w:space="0" w:color="C4C7C5"/>
+              <w:right w:val="single" w:sz="6" w:space="0" w:color="C4C7C5"/>
+            </w:tcBorders>
+            <w:tcMar>
+              <w:top w:w="120" w:type="dxa"/>
+              <w:left w:w="180" w:type="dxa"/>
+              <w:bottom w:w="120" w:type="dxa"/>
+              <w:right w:w="180" w:type="dxa"/>
+            </w:tcMar>
+            <w:vAlign w:val="center"/>
+            <w:hideMark/>
+          </w:tcPr>
+          <w:p>
+            <w:r>
+              <w:t>Homogeneity of variances, independent groups</w:t>
+            </w:r>
+          </w:p>
+        </w:tc>
+      </w:tr>
+      <w:tr>
+        <w:trPr>
+          <w:tblCellSpacing w:w="15" w:type="dxa"/>
+        </w:trPr>
+        <w:tc>
+          <w:tcPr>
+            <w:tcW w:w="0" w:type="auto"/>
+            <w:tcBorders>
+              <w:top w:val="single" w:sz="6" w:space="0" w:color="C4C7C5"/>
+              <w:left w:val="single" w:sz="6" w:space="0" w:color="C4C7C5"/>
+              <w:bottom w:val="single" w:sz="6" w:space="0" w:color="C4C7C5"/>
+              <w:right w:val="single" w:sz="6" w:space="0" w:color="C4C7C5"/>
+            </w:tcBorders>
+            <w:tcMar>
+              <w:top w:w="120" w:type="dxa"/>
+              <w:left w:w="180" w:type="dxa"/>
+              <w:bottom w:w="120" w:type="dxa"/>
+              <w:right w:w="180" w:type="dxa"/>
+            </w:tcMar>
+            <w:vAlign w:val="center"/>
+            <w:hideMark/>
+          </w:tcPr>
+          <w:p>
+            <w:r>
+              <w:rPr>
+                <w:b/>
+                <w:bCs/>
+              </w:rPr>
+              <w:t>Chi-Square (</w:t>
+            </w:r>
+            <m:oMath>
+              <m:sSup>
+                <m:sSupPr>
+                  <m:ctrlPr>
+                    <w:rPr>
+                      <w:rFonts w:ascii="Cambria Math" w:hAnsi="Cambria Math"/>
+                    </w:rPr>
+                  </m:ctrlPr>
+                </m:sSupPr>
+                <m:e>
+                  <m:r>
+                    <w:rPr>
+                      <w:rFonts w:ascii="Cambria Math" w:hAnsi="Cambria Math"/>
+                    </w:rPr>
+                    <m:t>χ</m:t>
+                  </m:r>
+                </m:e>
+                <m:sup>
+                  <m:r>
+                    <w:rPr>
+                      <w:rFonts w:ascii="Cambria Math" w:hAnsi="Cambria Math"/>
+                    </w:rPr>
+                    <m:t>2</m:t>
+                  </m:r>
+                </m:sup>
+              </m:sSup>
+            </m:oMath>
+            <w:r>
+              <w:rPr>
+                <w:b/>
+                <w:bCs/>
+              </w:rPr>
+              <w:t>) Goodness of Fit</w:t>
+            </w:r>
+          </w:p>
+        </w:tc>
+        <w:tc>
+          <w:tcPr>
+            <w:tcW w:w="0" w:type="auto"/>
+            <w:tcBorders>
+              <w:top w:val="single" w:sz="6" w:space="0" w:color="C4C7C5"/>
+              <w:left w:val="single" w:sz="6" w:space="0" w:color="C4C7C5"/>
+              <w:bottom w:val="single" w:sz="6" w:space="0" w:color="C4C7C5"/>
+              <w:right w:val="single" w:sz="6" w:space="0" w:color="C4C7C5"/>
+            </w:tcBorders>
+            <w:tcMar>
+              <w:top w:w="120" w:type="dxa"/>
+              <w:left w:w="180" w:type="dxa"/>
+              <w:bottom w:w="120" w:type="dxa"/>
+              <w:right w:w="180" w:type="dxa"/>
+            </w:tcMar>
+            <w:vAlign w:val="center"/>
+            <w:hideMark/>
+          </w:tcPr>
+          <w:p>
+            <w:r>
+              <w:t>Check if observed categorical data matches expected distribution</w:t>
+            </w:r>
+          </w:p>
+        </w:tc>
+        <w:tc>
+          <w:tcPr>
+            <w:tcW w:w="0" w:type="auto"/>
+            <w:tcBorders>
+              <w:top w:val="single" w:sz="6" w:space="0" w:color="C4C7C5"/>
+              <w:left w:val="single" w:sz="6" w:space="0" w:color="C4C7C5"/>
+              <w:bottom w:val="single" w:sz="6" w:space="0" w:color="C4C7C5"/>
+              <w:right w:val="single" w:sz="6" w:space="0" w:color="C4C7C5"/>
+            </w:tcBorders>
+            <w:tcMar>
+              <w:top w:w="120" w:type="dxa"/>
+              <w:left w:w="180" w:type="dxa"/>
+              <w:bottom w:w="120" w:type="dxa"/>
+              <w:right w:w="180" w:type="dxa"/>
+            </w:tcMar>
+            <w:vAlign w:val="center"/>
+            <w:hideMark/>
+          </w:tcPr>
+          <w:p>
+            <w:r>
+              <w:t>Categorical</w:t>
+            </w:r>
+          </w:p>
+        </w:tc>
+        <w:tc>
+          <w:tcPr>
+            <w:tcW w:w="0" w:type="auto"/>
+            <w:tcBorders>
+              <w:top w:val="single" w:sz="6" w:space="0" w:color="C4C7C5"/>
+              <w:left w:val="single" w:sz="6" w:space="0" w:color="C4C7C5"/>
+              <w:bottom w:val="single" w:sz="6" w:space="0" w:color="C4C7C5"/>
+              <w:right w:val="single" w:sz="6" w:space="0" w:color="C4C7C5"/>
+            </w:tcBorders>
+            <w:tcMar>
+              <w:top w:w="120" w:type="dxa"/>
+              <w:left w:w="180" w:type="dxa"/>
+              <w:bottom w:w="120" w:type="dxa"/>
+              <w:right w:w="180" w:type="dxa"/>
+            </w:tcMar>
+            <w:vAlign w:val="center"/>
+            <w:hideMark/>
+          </w:tcPr>
+          <w:p>
+            <w:r>
+              <w:t xml:space="preserve">Expected counts </w:t>
+            </w:r>
+            <m:oMath>
+              <m:r>
+                <w:rPr>
+                  <w:rFonts w:ascii="Cambria Math" w:hAnsi="Cambria Math"/>
+                </w:rPr>
+                <m:t>≥5</m:t>
+              </m:r>
+            </m:oMath>
+            <w:r>
+              <w:t xml:space="preserve"> per cell</w:t>
+            </w:r>
+          </w:p>
+        </w:tc>
+      </w:tr>
+      <w:tr>
+        <w:trPr>
+          <w:tblCellSpacing w:w="15" w:type="dxa"/>
+        </w:trPr>
+        <w:tc>
+          <w:tcPr>
+            <w:tcW w:w="0" w:type="auto"/>
+            <w:tcBorders>
+              <w:top w:val="single" w:sz="6" w:space="0" w:color="C4C7C5"/>
+              <w:left w:val="single" w:sz="6" w:space="0" w:color="C4C7C5"/>
+              <w:bottom w:val="single" w:sz="6" w:space="0" w:color="C4C7C5"/>
+              <w:right w:val="single" w:sz="6" w:space="0" w:color="C4C7C5"/>
+            </w:tcBorders>
+            <w:tcMar>
+              <w:top w:w="120" w:type="dxa"/>
+              <w:left w:w="180" w:type="dxa"/>
+              <w:bottom w:w="120" w:type="dxa"/>
+              <w:right w:w="180" w:type="dxa"/>
+            </w:tcMar>
+            <w:vAlign w:val="center"/>
+            <w:hideMark/>
+          </w:tcPr>
+          <w:p>
+            <w:r>
+              <w:rPr>
+                <w:b/>
+                <w:bCs/>
+              </w:rPr>
+              <w:t>Chi-Square (</w:t>
+            </w:r>
+            <m:oMath>
+              <m:sSup>
+                <m:sSupPr>
+                  <m:ctrlPr>
+                    <w:rPr>
+                      <w:rFonts w:ascii="Cambria Math" w:hAnsi="Cambria Math"/>
+                    </w:rPr>
+                  </m:ctrlPr>
+                </m:sSupPr>
+                <m:e>
+                  <m:r>
+                    <w:rPr>
+                      <w:rFonts w:ascii="Cambria Math" w:hAnsi="Cambria Math"/>
+                    </w:rPr>
+                    <m:t>χ</m:t>
+                  </m:r>
+                </m:e>
+                <m:sup>
+                  <m:r>
+                    <w:rPr>
+                      <w:rFonts w:ascii="Cambria Math" w:hAnsi="Cambria Math"/>
+                    </w:rPr>
+                    <m:t>2</m:t>
+                  </m:r>
+                </m:sup>
+              </m:sSup>
+            </m:oMath>
+            <w:r>
+              <w:rPr>
+                <w:b/>
+                <w:bCs/>
+              </w:rPr>
+              <w:t>) Independence</w:t>
+            </w:r>
+          </w:p>
+        </w:tc>
+        <w:tc>
+          <w:tcPr>
+            <w:tcW w:w="0" w:type="auto"/>
+            <w:tcBorders>
+              <w:top w:val="single" w:sz="6" w:space="0" w:color="C4C7C5"/>
+              <w:left w:val="single" w:sz="6" w:space="0" w:color="C4C7C5"/>
+              <w:bottom w:val="single" w:sz="6" w:space="0" w:color="C4C7C5"/>
+              <w:right w:val="single" w:sz="6" w:space="0" w:color="C4C7C5"/>
+            </w:tcBorders>
+            <w:tcMar>
+              <w:top w:w="120" w:type="dxa"/>
+              <w:left w:w="180" w:type="dxa"/>
+              <w:bottom w:w="120" w:type="dxa"/>
+              <w:right w:w="180" w:type="dxa"/>
+            </w:tcMar>
+            <w:vAlign w:val="center"/>
+            <w:hideMark/>
+          </w:tcPr>
+          <w:p>
+            <w:r>
+              <w:t>Test relationship between two categorical variables</w:t>
+            </w:r>
+          </w:p>
+        </w:tc>
+        <w:tc>
+          <w:tcPr>
+            <w:tcW w:w="0" w:type="auto"/>
+            <w:tcBorders>
+              <w:top w:val="single" w:sz="6" w:space="0" w:color="C4C7C5"/>
+              <w:left w:val="single" w:sz="6" w:space="0" w:color="C4C7C5"/>
+              <w:bottom w:val="single" w:sz="6" w:space="0" w:color="C4C7C5"/>
+              <w:right w:val="single" w:sz="6" w:space="0" w:color="C4C7C5"/>
+            </w:tcBorders>
+            <w:tcMar>
+              <w:top w:w="120" w:type="dxa"/>
+              <w:left w:w="180" w:type="dxa"/>
+              <w:bottom w:w="120" w:type="dxa"/>
+              <w:right w:w="180" w:type="dxa"/>
+            </w:tcMar>
+            <w:vAlign w:val="center"/>
+            <w:hideMark/>
+          </w:tcPr>
+          <w:p>
+            <w:r>
+              <w:t>Categorical</w:t>
+            </w:r>
+          </w:p>
+        </w:tc>
+        <w:tc>
+          <w:tcPr>
+            <w:tcW w:w="0" w:type="auto"/>
+            <w:tcBorders>
+              <w:top w:val="single" w:sz="6" w:space="0" w:color="C4C7C5"/>
+              <w:left w:val="single" w:sz="6" w:space="0" w:color="C4C7C5"/>
+              <w:bottom w:val="single" w:sz="6" w:space="0" w:color="C4C7C5"/>
+              <w:right w:val="single" w:sz="6" w:space="0" w:color="C4C7C5"/>
+            </w:tcBorders>
+            <w:tcMar>
+              <w:top w:w="120" w:type="dxa"/>
+              <w:left w:w="180" w:type="dxa"/>
+              <w:bottom w:w="120" w:type="dxa"/>
+              <w:right w:w="180" w:type="dxa"/>
+            </w:tcMar>
+            <w:vAlign w:val="center"/>
+            <w:hideMark/>
+          </w:tcPr>
+          <w:p>
+            <w:r>
+              <w:t>Contingency table counts</w:t>
+            </w:r>
+          </w:p>
+        </w:tc>
+      </w:tr>
+    </w:tbl>
+    <w:p>
+      <w:pPr>
+        <w:rPr>
+          <w:b/>
+          <w:bCs/>
+        </w:rPr>
+      </w:pPr>
+      <w:r>
+        <w:rPr>
+          <w:b/>
+          <w:bCs/>
+        </w:rPr>
+        <w:t>Key Formulas</w:t>
+      </w:r>
+    </w:p>
+    <w:p>
+      <w:pPr>
+        <w:numPr>
+          <w:ilvl w:val="0"/>
+          <w:numId w:val="21"/>
+        </w:numPr>
+      </w:pPr>
+      <w:r>
+        <w:rPr>
+          <w:b/>
+          <w:bCs/>
+        </w:rPr>
+        <w:t>Z-Statistic:</w:t>
+      </w:r>
+      <w:r>
+        <w:t xml:space="preserve"> </w:t>
+      </w:r>
+      <m:oMath>
+        <m:r>
+          <w:rPr>
+            <w:rFonts w:ascii="Cambria Math" w:hAnsi="Cambria Math"/>
+          </w:rPr>
+          <m:t>z=</m:t>
+        </m:r>
+        <m:f>
+          <m:fPr>
+            <m:ctrlPr>
+              <w:rPr>
+                <w:rFonts w:ascii="Cambria Math" w:hAnsi="Cambria Math"/>
+              </w:rPr>
+            </m:ctrlPr>
+          </m:fPr>
+          <m:num>
+            <m:acc>
+              <m:accPr>
+                <m:chr m:val="̅"/>
+                <m:ctrlPr>
+                  <w:rPr>
+                    <w:rFonts w:ascii="Cambria Math" w:hAnsi="Cambria Math"/>
+                  </w:rPr>
+                </m:ctrlPr>
+              </m:accPr>
+              <m:e>
+                <m:r>
+                  <w:rPr>
+                    <w:rFonts w:ascii="Cambria Math" w:hAnsi="Cambria Math"/>
+                  </w:rPr>
+                  <m:t>x</m:t>
+                </m:r>
+              </m:e>
+            </m:acc>
+            <m:r>
+              <w:rPr>
+                <w:rFonts w:ascii="Cambria Math" w:hAnsi="Cambria Math"/>
+              </w:rPr>
+              <m:t>-</m:t>
+            </m:r>
+            <m:sSub>
+              <m:sSubPr>
+                <m:ctrlPr>
+                  <w:rPr>
+                    <w:rFonts w:ascii="Cambria Math" w:hAnsi="Cambria Math"/>
+                  </w:rPr>
+                </m:ctrlPr>
+              </m:sSubPr>
+              <m:e>
+                <m:r>
+                  <w:rPr>
+                    <w:rFonts w:ascii="Cambria Math" w:hAnsi="Cambria Math"/>
+                  </w:rPr>
+                  <m:t>μ</m:t>
+                </m:r>
+              </m:e>
+              <m:sub>
+                <m:r>
+                  <w:rPr>
+                    <w:rFonts w:ascii="Cambria Math" w:hAnsi="Cambria Math"/>
+                  </w:rPr>
+                  <m:t>0</m:t>
+                </m:r>
+              </m:sub>
+            </m:sSub>
+          </m:num>
+          <m:den>
+            <m:f>
+              <m:fPr>
+                <m:ctrlPr>
+                  <w:rPr>
+                    <w:rFonts w:ascii="Cambria Math" w:hAnsi="Cambria Math"/>
+                  </w:rPr>
+                </m:ctrlPr>
+              </m:fPr>
+              <m:num>
+                <m:r>
+                  <w:rPr>
+                    <w:rFonts w:ascii="Cambria Math" w:hAnsi="Cambria Math"/>
+                  </w:rPr>
+                  <m:t>σ</m:t>
+                </m:r>
+              </m:num>
+              <m:den>
+                <m:rad>
+                  <m:radPr>
+                    <m:degHide m:val="1"/>
+                    <m:ctrlPr>
+                      <w:rPr>
+                        <w:rFonts w:ascii="Cambria Math" w:hAnsi="Cambria Math"/>
+                      </w:rPr>
+                    </m:ctrlPr>
+                  </m:radPr>
+                  <m:deg/>
+                  <m:e>
+                    <m:r>
+                      <w:rPr>
+                        <w:rFonts w:ascii="Cambria Math" w:hAnsi="Cambria Math"/>
+                      </w:rPr>
+                      <m:t>n</m:t>
+                    </m:r>
+                  </m:e>
+                </m:rad>
+              </m:den>
+            </m:f>
+          </m:den>
+        </m:f>
+      </m:oMath>
+    </w:p>
+    <w:p/>
+    <w:p>
+      <w:pPr>
+        <w:numPr>
+          <w:ilvl w:val="0"/>
+          <w:numId w:val="21"/>
+        </w:numPr>
+      </w:pPr>
+      <w:r>
+        <w:rPr>
+          <w:b/>
+          <w:bCs/>
+        </w:rPr>
+        <w:t>t-Statistic (One-Sample):</w:t>
+      </w:r>
+      <w:r>
+        <w:t xml:space="preserve"> </w:t>
+      </w:r>
+      <m:oMath>
+        <m:r>
+          <w:rPr>
+            <w:rFonts w:ascii="Cambria Math" w:hAnsi="Cambria Math"/>
+          </w:rPr>
+          <m:t>t=</m:t>
+        </m:r>
+        <m:f>
+          <m:fPr>
+            <m:ctrlPr>
+              <w:rPr>
+                <w:rFonts w:ascii="Cambria Math" w:hAnsi="Cambria Math"/>
+              </w:rPr>
+            </m:ctrlPr>
+          </m:fPr>
+          <m:num>
+            <m:acc>
+              <m:accPr>
+                <m:chr m:val="̅"/>
+                <m:ctrlPr>
+                  <w:rPr>
+                    <w:rFonts w:ascii="Cambria Math" w:hAnsi="Cambria Math"/>
+                  </w:rPr>
+                </m:ctrlPr>
+              </m:accPr>
+              <m:e>
+                <m:r>
+                  <w:rPr>
+                    <w:rFonts w:ascii="Cambria Math" w:hAnsi="Cambria Math"/>
+                  </w:rPr>
+                  <m:t>x</m:t>
+                </m:r>
+              </m:e>
+            </m:acc>
+            <m:r>
+              <w:rPr>
+                <w:rFonts w:ascii="Cambria Math" w:hAnsi="Cambria Math"/>
+              </w:rPr>
+              <m:t>-</m:t>
+            </m:r>
+            <m:sSub>
+              <m:sSubPr>
+                <m:ctrlPr>
+                  <w:rPr>
+                    <w:rFonts w:ascii="Cambria Math" w:hAnsi="Cambria Math"/>
+                  </w:rPr>
+                </m:ctrlPr>
+              </m:sSubPr>
+              <m:e>
+                <m:r>
+                  <w:rPr>
+                    <w:rFonts w:ascii="Cambria Math" w:hAnsi="Cambria Math"/>
+                  </w:rPr>
+                  <m:t>μ</m:t>
+                </m:r>
+              </m:e>
+              <m:sub>
+                <m:r>
+                  <w:rPr>
+                    <w:rFonts w:ascii="Cambria Math" w:hAnsi="Cambria Math"/>
+                  </w:rPr>
+                  <m:t>0</m:t>
+                </m:r>
+              </m:sub>
+            </m:sSub>
+          </m:num>
+          <m:den>
+            <m:f>
+              <m:fPr>
+                <m:ctrlPr>
+                  <w:rPr>
+                    <w:rFonts w:ascii="Cambria Math" w:hAnsi="Cambria Math"/>
+                  </w:rPr>
+                </m:ctrlPr>
+              </m:fPr>
+              <m:num>
+                <m:r>
+                  <w:rPr>
+                    <w:rFonts w:ascii="Cambria Math" w:hAnsi="Cambria Math"/>
+                  </w:rPr>
+                  <m:t>s</m:t>
+                </m:r>
+              </m:num>
+              <m:den>
+                <m:rad>
+                  <m:radPr>
+                    <m:degHide m:val="1"/>
+                    <m:ctrlPr>
+                      <w:rPr>
+                        <w:rFonts w:ascii="Cambria Math" w:hAnsi="Cambria Math"/>
+                      </w:rPr>
+                    </m:ctrlPr>
+                  </m:radPr>
+                  <m:deg/>
+                  <m:e>
+                    <m:r>
+                      <w:rPr>
+                        <w:rFonts w:ascii="Cambria Math" w:hAnsi="Cambria Math"/>
+                      </w:rPr>
+                      <m:t>n</m:t>
+                    </m:r>
+                  </m:e>
+                </m:rad>
+              </m:den>
+            </m:f>
+          </m:den>
+        </m:f>
+      </m:oMath>
+      <w:r>
+        <w:t xml:space="preserve"> with </w:t>
+      </w:r>
+      <m:oMath>
+        <m:r>
+          <w:rPr>
+            <w:rFonts w:ascii="Cambria Math" w:hAnsi="Cambria Math"/>
+          </w:rPr>
+          <m:t>df=n-1</m:t>
+        </m:r>
+      </m:oMath>
+    </w:p>
+    <w:p/>
+    <w:p>
+      <w:pPr>
+        <w:numPr>
+          <w:ilvl w:val="0"/>
+          <w:numId w:val="21"/>
+        </w:numPr>
+      </w:pPr>
+      <w:r>
+        <w:rPr>
+          <w:b/>
+          <w:bCs/>
+        </w:rPr>
+        <w:t>Chi-Square Statistic:</w:t>
+      </w:r>
+      <w:r>
+        <w:t xml:space="preserve"> </w:t>
+      </w:r>
+      <m:oMath>
+        <m:sSup>
+          <m:sSupPr>
+            <m:ctrlPr>
+              <w:rPr>
+                <w:rFonts w:ascii="Cambria Math" w:hAnsi="Cambria Math"/>
+              </w:rPr>
+            </m:ctrlPr>
+          </m:sSupPr>
+          <m:e>
+            <m:r>
+              <w:rPr>
+                <w:rFonts w:ascii="Cambria Math" w:hAnsi="Cambria Math"/>
+              </w:rPr>
+              <m:t>χ</m:t>
+            </m:r>
+          </m:e>
+          <m:sup>
+            <m:r>
+              <w:rPr>
+                <w:rFonts w:ascii="Cambria Math" w:hAnsi="Cambria Math"/>
+              </w:rPr>
+              <m:t>2</m:t>
+            </m:r>
+          </m:sup>
+        </m:sSup>
+        <m:r>
+          <w:rPr>
+            <w:rFonts w:ascii="Cambria Math" w:hAnsi="Cambria Math"/>
+          </w:rPr>
+          <m:t>=</m:t>
+        </m:r>
+        <m:nary>
+          <m:naryPr>
+            <m:chr m:val="∑"/>
+            <m:limLoc m:val="undOvr"/>
+            <m:subHide m:val="1"/>
+            <m:supHide m:val="1"/>
+            <m:ctrlPr>
+              <w:rPr>
+                <w:rFonts w:ascii="Cambria Math" w:hAnsi="Cambria Math"/>
+              </w:rPr>
+            </m:ctrlPr>
+          </m:naryPr>
+          <m:sub/>
+          <m:sup/>
+          <m:e>
+            <m:f>
+              <m:fPr>
+                <m:ctrlPr>
+                  <w:rPr>
+                    <w:rFonts w:ascii="Cambria Math" w:hAnsi="Cambria Math"/>
+                  </w:rPr>
+                </m:ctrlPr>
+              </m:fPr>
+              <m:num>
+                <m:sSup>
+                  <m:sSupPr>
+                    <m:ctrlPr>
+                      <w:rPr>
+                        <w:rFonts w:ascii="Cambria Math" w:hAnsi="Cambria Math"/>
+                      </w:rPr>
+                    </m:ctrlPr>
+                  </m:sSupPr>
+                  <m:e>
+                    <m:d>
+                      <m:dPr>
+                        <m:ctrlPr>
+                          <w:rPr>
+                            <w:rFonts w:ascii="Cambria Math" w:hAnsi="Cambria Math"/>
+                          </w:rPr>
+                        </m:ctrlPr>
+                      </m:dPr>
+                      <m:e>
+                        <m:r>
+                          <w:rPr>
+                            <w:rFonts w:ascii="Cambria Math" w:hAnsi="Cambria Math"/>
+                          </w:rPr>
+                          <m:t>O-E</m:t>
+                        </m:r>
+                      </m:e>
+                    </m:d>
+                  </m:e>
+                  <m:sup>
+                    <m:r>
+                      <w:rPr>
+                        <w:rFonts w:ascii="Cambria Math" w:hAnsi="Cambria Math"/>
+                      </w:rPr>
+                      <m:t>2</m:t>
+                    </m:r>
+                  </m:sup>
+                </m:sSup>
+              </m:num>
+              <m:den>
+                <m:r>
+                  <w:rPr>
+                    <w:rFonts w:ascii="Cambria Math" w:hAnsi="Cambria Math"/>
+                  </w:rPr>
+                  <m:t>E</m:t>
+                </m:r>
+              </m:den>
+            </m:f>
+          </m:e>
+        </m:nary>
+      </m:oMath>
+    </w:p>
     <w:p/>
     <w:sectPr>
       <w:pgSz w:w="11906" w:h="16838"/>
@@ -12585,6 +15243,155 @@
     </w:lvl>
   </w:abstractNum>
   <w:abstractNum w:abstractNumId="4" w15:restartNumberingAfterBreak="0">
+    <w:nsid w:val="31442F74"/>
+    <w:multiLevelType w:val="multilevel"/>
+    <w:tmpl w:val="82F6A4A6"/>
+    <w:lvl w:ilvl="0">
+      <w:start w:val="1"/>
+      <w:numFmt w:val="bullet"/>
+      <w:lvlText w:val=""/>
+      <w:lvlJc w:val="left"/>
+      <w:pPr>
+        <w:tabs>
+          <w:tab w:val="num" w:pos="720"/>
+        </w:tabs>
+        <w:ind w:left="720" w:hanging="360"/>
+      </w:pPr>
+      <w:rPr>
+        <w:rFonts w:ascii="Symbol" w:hAnsi="Symbol" w:hint="default"/>
+        <w:sz w:val="20"/>
+      </w:rPr>
+    </w:lvl>
+    <w:lvl w:ilvl="1">
+      <w:start w:val="1"/>
+      <w:numFmt w:val="bullet"/>
+      <w:lvlText w:val="o"/>
+      <w:lvlJc w:val="left"/>
+      <w:pPr>
+        <w:tabs>
+          <w:tab w:val="num" w:pos="1440"/>
+        </w:tabs>
+        <w:ind w:left="1440" w:hanging="360"/>
+      </w:pPr>
+      <w:rPr>
+        <w:rFonts w:ascii="Courier New" w:hAnsi="Courier New" w:hint="default"/>
+        <w:sz w:val="20"/>
+      </w:rPr>
+    </w:lvl>
+    <w:lvl w:ilvl="2" w:tentative="1">
+      <w:start w:val="1"/>
+      <w:numFmt w:val="bullet"/>
+      <w:lvlText w:val=""/>
+      <w:lvlJc w:val="left"/>
+      <w:pPr>
+        <w:tabs>
+          <w:tab w:val="num" w:pos="2160"/>
+        </w:tabs>
+        <w:ind w:left="2160" w:hanging="360"/>
+      </w:pPr>
+      <w:rPr>
+        <w:rFonts w:ascii="Wingdings" w:hAnsi="Wingdings" w:hint="default"/>
+        <w:sz w:val="20"/>
+      </w:rPr>
+    </w:lvl>
+    <w:lvl w:ilvl="3" w:tentative="1">
+      <w:start w:val="1"/>
+      <w:numFmt w:val="bullet"/>
+      <w:lvlText w:val=""/>
+      <w:lvlJc w:val="left"/>
+      <w:pPr>
+        <w:tabs>
+          <w:tab w:val="num" w:pos="2880"/>
+        </w:tabs>
+        <w:ind w:left="2880" w:hanging="360"/>
+      </w:pPr>
+      <w:rPr>
+        <w:rFonts w:ascii="Wingdings" w:hAnsi="Wingdings" w:hint="default"/>
+        <w:sz w:val="20"/>
+      </w:rPr>
+    </w:lvl>
+    <w:lvl w:ilvl="4" w:tentative="1">
+      <w:start w:val="1"/>
+      <w:numFmt w:val="bullet"/>
+      <w:lvlText w:val=""/>
+      <w:lvlJc w:val="left"/>
+      <w:pPr>
+        <w:tabs>
+          <w:tab w:val="num" w:pos="3600"/>
+        </w:tabs>
+        <w:ind w:left="3600" w:hanging="360"/>
+      </w:pPr>
+      <w:rPr>
+        <w:rFonts w:ascii="Wingdings" w:hAnsi="Wingdings" w:hint="default"/>
+        <w:sz w:val="20"/>
+      </w:rPr>
+    </w:lvl>
+    <w:lvl w:ilvl="5" w:tentative="1">
+      <w:start w:val="1"/>
+      <w:numFmt w:val="bullet"/>
+      <w:lvlText w:val=""/>
+      <w:lvlJc w:val="left"/>
+      <w:pPr>
+        <w:tabs>
+          <w:tab w:val="num" w:pos="4320"/>
+        </w:tabs>
+        <w:ind w:left="4320" w:hanging="360"/>
+      </w:pPr>
+      <w:rPr>
+        <w:rFonts w:ascii="Wingdings" w:hAnsi="Wingdings" w:hint="default"/>
+        <w:sz w:val="20"/>
+      </w:rPr>
+    </w:lvl>
+    <w:lvl w:ilvl="6" w:tentative="1">
+      <w:start w:val="1"/>
+      <w:numFmt w:val="bullet"/>
+      <w:lvlText w:val=""/>
+      <w:lvlJc w:val="left"/>
+      <w:pPr>
+        <w:tabs>
+          <w:tab w:val="num" w:pos="5040"/>
+        </w:tabs>
+        <w:ind w:left="5040" w:hanging="360"/>
+      </w:pPr>
+      <w:rPr>
+        <w:rFonts w:ascii="Wingdings" w:hAnsi="Wingdings" w:hint="default"/>
+        <w:sz w:val="20"/>
+      </w:rPr>
+    </w:lvl>
+    <w:lvl w:ilvl="7" w:tentative="1">
+      <w:start w:val="1"/>
+      <w:numFmt w:val="bullet"/>
+      <w:lvlText w:val=""/>
+      <w:lvlJc w:val="left"/>
+      <w:pPr>
+        <w:tabs>
+          <w:tab w:val="num" w:pos="5760"/>
+        </w:tabs>
+        <w:ind w:left="5760" w:hanging="360"/>
+      </w:pPr>
+      <w:rPr>
+        <w:rFonts w:ascii="Wingdings" w:hAnsi="Wingdings" w:hint="default"/>
+        <w:sz w:val="20"/>
+      </w:rPr>
+    </w:lvl>
+    <w:lvl w:ilvl="8" w:tentative="1">
+      <w:start w:val="1"/>
+      <w:numFmt w:val="bullet"/>
+      <w:lvlText w:val=""/>
+      <w:lvlJc w:val="left"/>
+      <w:pPr>
+        <w:tabs>
+          <w:tab w:val="num" w:pos="6480"/>
+        </w:tabs>
+        <w:ind w:left="6480" w:hanging="360"/>
+      </w:pPr>
+      <w:rPr>
+        <w:rFonts w:ascii="Wingdings" w:hAnsi="Wingdings" w:hint="default"/>
+        <w:sz w:val="20"/>
+      </w:rPr>
+    </w:lvl>
+  </w:abstractNum>
+  <w:abstractNum w:abstractNumId="5" w15:restartNumberingAfterBreak="0">
     <w:nsid w:val="3534447D"/>
     <w:multiLevelType w:val="multilevel"/>
     <w:tmpl w:val="70B0925C"/>
@@ -12733,7 +15540,7 @@
       </w:rPr>
     </w:lvl>
   </w:abstractNum>
-  <w:abstractNum w:abstractNumId="5" w15:restartNumberingAfterBreak="0">
+  <w:abstractNum w:abstractNumId="6" w15:restartNumberingAfterBreak="0">
     <w:nsid w:val="385131A6"/>
     <w:multiLevelType w:val="multilevel"/>
     <w:tmpl w:val="CFBAC8EC"/>
@@ -12882,7 +15689,7 @@
       </w:rPr>
     </w:lvl>
   </w:abstractNum>
-  <w:abstractNum w:abstractNumId="6" w15:restartNumberingAfterBreak="0">
+  <w:abstractNum w:abstractNumId="7" w15:restartNumberingAfterBreak="0">
     <w:nsid w:val="38734144"/>
     <w:multiLevelType w:val="multilevel"/>
     <w:tmpl w:val="431637D4"/>
@@ -13031,7 +15838,7 @@
       </w:rPr>
     </w:lvl>
   </w:abstractNum>
-  <w:abstractNum w:abstractNumId="7" w15:restartNumberingAfterBreak="0">
+  <w:abstractNum w:abstractNumId="8" w15:restartNumberingAfterBreak="0">
     <w:nsid w:val="3C1C3E1D"/>
     <w:multiLevelType w:val="multilevel"/>
     <w:tmpl w:val="547EE87E"/>
@@ -13180,7 +15987,7 @@
       </w:rPr>
     </w:lvl>
   </w:abstractNum>
-  <w:abstractNum w:abstractNumId="8" w15:restartNumberingAfterBreak="0">
+  <w:abstractNum w:abstractNumId="9" w15:restartNumberingAfterBreak="0">
     <w:nsid w:val="3EB2745A"/>
     <w:multiLevelType w:val="multilevel"/>
     <w:tmpl w:val="086A4646"/>
@@ -13297,7 +16104,7 @@
       </w:pPr>
     </w:lvl>
   </w:abstractNum>
-  <w:abstractNum w:abstractNumId="9" w15:restartNumberingAfterBreak="0">
+  <w:abstractNum w:abstractNumId="10" w15:restartNumberingAfterBreak="0">
     <w:nsid w:val="3ED371A9"/>
     <w:multiLevelType w:val="multilevel"/>
     <w:tmpl w:val="76366E6E"/>
@@ -13446,7 +16253,7 @@
       </w:rPr>
     </w:lvl>
   </w:abstractNum>
-  <w:abstractNum w:abstractNumId="10" w15:restartNumberingAfterBreak="0">
+  <w:abstractNum w:abstractNumId="11" w15:restartNumberingAfterBreak="0">
     <w:nsid w:val="49B0301D"/>
     <w:multiLevelType w:val="multilevel"/>
     <w:tmpl w:val="0DBC55F2"/>
@@ -13563,7 +16370,7 @@
       </w:pPr>
     </w:lvl>
   </w:abstractNum>
-  <w:abstractNum w:abstractNumId="11" w15:restartNumberingAfterBreak="0">
+  <w:abstractNum w:abstractNumId="12" w15:restartNumberingAfterBreak="0">
     <w:nsid w:val="5C416823"/>
     <w:multiLevelType w:val="multilevel"/>
     <w:tmpl w:val="9CE6B6C8"/>
@@ -13676,7 +16483,7 @@
       </w:pPr>
     </w:lvl>
   </w:abstractNum>
-  <w:abstractNum w:abstractNumId="12" w15:restartNumberingAfterBreak="0">
+  <w:abstractNum w:abstractNumId="13" w15:restartNumberingAfterBreak="0">
     <w:nsid w:val="60462998"/>
     <w:multiLevelType w:val="multilevel"/>
     <w:tmpl w:val="E7ECC4E0"/>
@@ -13825,7 +16632,7 @@
       </w:rPr>
     </w:lvl>
   </w:abstractNum>
-  <w:abstractNum w:abstractNumId="13" w15:restartNumberingAfterBreak="0">
+  <w:abstractNum w:abstractNumId="14" w15:restartNumberingAfterBreak="0">
     <w:nsid w:val="672E0ECF"/>
     <w:multiLevelType w:val="multilevel"/>
     <w:tmpl w:val="B3F68F1C"/>
@@ -13974,7 +16781,7 @@
       </w:rPr>
     </w:lvl>
   </w:abstractNum>
-  <w:abstractNum w:abstractNumId="14" w15:restartNumberingAfterBreak="0">
+  <w:abstractNum w:abstractNumId="15" w15:restartNumberingAfterBreak="0">
     <w:nsid w:val="6D645F54"/>
     <w:multiLevelType w:val="multilevel"/>
     <w:tmpl w:val="B1B01C0E"/>
@@ -14123,10 +16930,123 @@
       </w:rPr>
     </w:lvl>
   </w:abstractNum>
-  <w:abstractNum w:abstractNumId="15" w15:restartNumberingAfterBreak="0">
-    <w:nsid w:val="741E6E28"/>
+  <w:abstractNum w:abstractNumId="16" w15:restartNumberingAfterBreak="0">
+    <w:nsid w:val="6D65062C"/>
     <w:multiLevelType w:val="multilevel"/>
-    <w:tmpl w:val="8E501DE6"/>
+    <w:tmpl w:val="CA385442"/>
+    <w:lvl w:ilvl="0">
+      <w:start w:val="1"/>
+      <w:numFmt w:val="decimal"/>
+      <w:lvlText w:val="%1."/>
+      <w:lvlJc w:val="left"/>
+      <w:pPr>
+        <w:tabs>
+          <w:tab w:val="num" w:pos="720"/>
+        </w:tabs>
+        <w:ind w:left="720" w:hanging="360"/>
+      </w:pPr>
+    </w:lvl>
+    <w:lvl w:ilvl="1" w:tentative="1">
+      <w:start w:val="1"/>
+      <w:numFmt w:val="decimal"/>
+      <w:lvlText w:val="%2."/>
+      <w:lvlJc w:val="left"/>
+      <w:pPr>
+        <w:tabs>
+          <w:tab w:val="num" w:pos="1440"/>
+        </w:tabs>
+        <w:ind w:left="1440" w:hanging="360"/>
+      </w:pPr>
+    </w:lvl>
+    <w:lvl w:ilvl="2" w:tentative="1">
+      <w:start w:val="1"/>
+      <w:numFmt w:val="decimal"/>
+      <w:lvlText w:val="%3."/>
+      <w:lvlJc w:val="left"/>
+      <w:pPr>
+        <w:tabs>
+          <w:tab w:val="num" w:pos="2160"/>
+        </w:tabs>
+        <w:ind w:left="2160" w:hanging="360"/>
+      </w:pPr>
+    </w:lvl>
+    <w:lvl w:ilvl="3" w:tentative="1">
+      <w:start w:val="1"/>
+      <w:numFmt w:val="decimal"/>
+      <w:lvlText w:val="%4."/>
+      <w:lvlJc w:val="left"/>
+      <w:pPr>
+        <w:tabs>
+          <w:tab w:val="num" w:pos="2880"/>
+        </w:tabs>
+        <w:ind w:left="2880" w:hanging="360"/>
+      </w:pPr>
+    </w:lvl>
+    <w:lvl w:ilvl="4" w:tentative="1">
+      <w:start w:val="1"/>
+      <w:numFmt w:val="decimal"/>
+      <w:lvlText w:val="%5."/>
+      <w:lvlJc w:val="left"/>
+      <w:pPr>
+        <w:tabs>
+          <w:tab w:val="num" w:pos="3600"/>
+        </w:tabs>
+        <w:ind w:left="3600" w:hanging="360"/>
+      </w:pPr>
+    </w:lvl>
+    <w:lvl w:ilvl="5" w:tentative="1">
+      <w:start w:val="1"/>
+      <w:numFmt w:val="decimal"/>
+      <w:lvlText w:val="%6."/>
+      <w:lvlJc w:val="left"/>
+      <w:pPr>
+        <w:tabs>
+          <w:tab w:val="num" w:pos="4320"/>
+        </w:tabs>
+        <w:ind w:left="4320" w:hanging="360"/>
+      </w:pPr>
+    </w:lvl>
+    <w:lvl w:ilvl="6" w:tentative="1">
+      <w:start w:val="1"/>
+      <w:numFmt w:val="decimal"/>
+      <w:lvlText w:val="%7."/>
+      <w:lvlJc w:val="left"/>
+      <w:pPr>
+        <w:tabs>
+          <w:tab w:val="num" w:pos="5040"/>
+        </w:tabs>
+        <w:ind w:left="5040" w:hanging="360"/>
+      </w:pPr>
+    </w:lvl>
+    <w:lvl w:ilvl="7" w:tentative="1">
+      <w:start w:val="1"/>
+      <w:numFmt w:val="decimal"/>
+      <w:lvlText w:val="%8."/>
+      <w:lvlJc w:val="left"/>
+      <w:pPr>
+        <w:tabs>
+          <w:tab w:val="num" w:pos="5760"/>
+        </w:tabs>
+        <w:ind w:left="5760" w:hanging="360"/>
+      </w:pPr>
+    </w:lvl>
+    <w:lvl w:ilvl="8" w:tentative="1">
+      <w:start w:val="1"/>
+      <w:numFmt w:val="decimal"/>
+      <w:lvlText w:val="%9."/>
+      <w:lvlJc w:val="left"/>
+      <w:pPr>
+        <w:tabs>
+          <w:tab w:val="num" w:pos="6480"/>
+        </w:tabs>
+        <w:ind w:left="6480" w:hanging="360"/>
+      </w:pPr>
+    </w:lvl>
+  </w:abstractNum>
+  <w:abstractNum w:abstractNumId="17" w15:restartNumberingAfterBreak="0">
+    <w:nsid w:val="74134383"/>
+    <w:multiLevelType w:val="multilevel"/>
+    <w:tmpl w:val="5DE0B1F6"/>
     <w:lvl w:ilvl="0">
       <w:start w:val="1"/>
       <w:numFmt w:val="bullet"/>
@@ -14272,10 +17192,10 @@
       </w:rPr>
     </w:lvl>
   </w:abstractNum>
-  <w:abstractNum w:abstractNumId="16" w15:restartNumberingAfterBreak="0">
-    <w:nsid w:val="74773E21"/>
+  <w:abstractNum w:abstractNumId="18" w15:restartNumberingAfterBreak="0">
+    <w:nsid w:val="741E6E28"/>
     <w:multiLevelType w:val="multilevel"/>
-    <w:tmpl w:val="75E8D9B2"/>
+    <w:tmpl w:val="8E501DE6"/>
     <w:lvl w:ilvl="0">
       <w:start w:val="1"/>
       <w:numFmt w:val="bullet"/>
@@ -14421,10 +17341,10 @@
       </w:rPr>
     </w:lvl>
   </w:abstractNum>
-  <w:abstractNum w:abstractNumId="17" w15:restartNumberingAfterBreak="0">
-    <w:nsid w:val="7FF05C0C"/>
+  <w:abstractNum w:abstractNumId="19" w15:restartNumberingAfterBreak="0">
+    <w:nsid w:val="74773E21"/>
     <w:multiLevelType w:val="multilevel"/>
-    <w:tmpl w:val="0CE4CAA4"/>
+    <w:tmpl w:val="75E8D9B2"/>
     <w:lvl w:ilvl="0">
       <w:start w:val="1"/>
       <w:numFmt w:val="bullet"/>
@@ -14570,59 +17490,217 @@
       </w:rPr>
     </w:lvl>
   </w:abstractNum>
+  <w:abstractNum w:abstractNumId="20" w15:restartNumberingAfterBreak="0">
+    <w:nsid w:val="7FF05C0C"/>
+    <w:multiLevelType w:val="multilevel"/>
+    <w:tmpl w:val="0CE4CAA4"/>
+    <w:lvl w:ilvl="0">
+      <w:start w:val="1"/>
+      <w:numFmt w:val="bullet"/>
+      <w:lvlText w:val=""/>
+      <w:lvlJc w:val="left"/>
+      <w:pPr>
+        <w:tabs>
+          <w:tab w:val="num" w:pos="720"/>
+        </w:tabs>
+        <w:ind w:left="720" w:hanging="360"/>
+      </w:pPr>
+      <w:rPr>
+        <w:rFonts w:ascii="Symbol" w:hAnsi="Symbol" w:hint="default"/>
+        <w:sz w:val="20"/>
+      </w:rPr>
+    </w:lvl>
+    <w:lvl w:ilvl="1" w:tentative="1">
+      <w:start w:val="1"/>
+      <w:numFmt w:val="bullet"/>
+      <w:lvlText w:val="o"/>
+      <w:lvlJc w:val="left"/>
+      <w:pPr>
+        <w:tabs>
+          <w:tab w:val="num" w:pos="1440"/>
+        </w:tabs>
+        <w:ind w:left="1440" w:hanging="360"/>
+      </w:pPr>
+      <w:rPr>
+        <w:rFonts w:ascii="Courier New" w:hAnsi="Courier New" w:hint="default"/>
+        <w:sz w:val="20"/>
+      </w:rPr>
+    </w:lvl>
+    <w:lvl w:ilvl="2" w:tentative="1">
+      <w:start w:val="1"/>
+      <w:numFmt w:val="bullet"/>
+      <w:lvlText w:val=""/>
+      <w:lvlJc w:val="left"/>
+      <w:pPr>
+        <w:tabs>
+          <w:tab w:val="num" w:pos="2160"/>
+        </w:tabs>
+        <w:ind w:left="2160" w:hanging="360"/>
+      </w:pPr>
+      <w:rPr>
+        <w:rFonts w:ascii="Wingdings" w:hAnsi="Wingdings" w:hint="default"/>
+        <w:sz w:val="20"/>
+      </w:rPr>
+    </w:lvl>
+    <w:lvl w:ilvl="3" w:tentative="1">
+      <w:start w:val="1"/>
+      <w:numFmt w:val="bullet"/>
+      <w:lvlText w:val=""/>
+      <w:lvlJc w:val="left"/>
+      <w:pPr>
+        <w:tabs>
+          <w:tab w:val="num" w:pos="2880"/>
+        </w:tabs>
+        <w:ind w:left="2880" w:hanging="360"/>
+      </w:pPr>
+      <w:rPr>
+        <w:rFonts w:ascii="Wingdings" w:hAnsi="Wingdings" w:hint="default"/>
+        <w:sz w:val="20"/>
+      </w:rPr>
+    </w:lvl>
+    <w:lvl w:ilvl="4" w:tentative="1">
+      <w:start w:val="1"/>
+      <w:numFmt w:val="bullet"/>
+      <w:lvlText w:val=""/>
+      <w:lvlJc w:val="left"/>
+      <w:pPr>
+        <w:tabs>
+          <w:tab w:val="num" w:pos="3600"/>
+        </w:tabs>
+        <w:ind w:left="3600" w:hanging="360"/>
+      </w:pPr>
+      <w:rPr>
+        <w:rFonts w:ascii="Wingdings" w:hAnsi="Wingdings" w:hint="default"/>
+        <w:sz w:val="20"/>
+      </w:rPr>
+    </w:lvl>
+    <w:lvl w:ilvl="5" w:tentative="1">
+      <w:start w:val="1"/>
+      <w:numFmt w:val="bullet"/>
+      <w:lvlText w:val=""/>
+      <w:lvlJc w:val="left"/>
+      <w:pPr>
+        <w:tabs>
+          <w:tab w:val="num" w:pos="4320"/>
+        </w:tabs>
+        <w:ind w:left="4320" w:hanging="360"/>
+      </w:pPr>
+      <w:rPr>
+        <w:rFonts w:ascii="Wingdings" w:hAnsi="Wingdings" w:hint="default"/>
+        <w:sz w:val="20"/>
+      </w:rPr>
+    </w:lvl>
+    <w:lvl w:ilvl="6" w:tentative="1">
+      <w:start w:val="1"/>
+      <w:numFmt w:val="bullet"/>
+      <w:lvlText w:val=""/>
+      <w:lvlJc w:val="left"/>
+      <w:pPr>
+        <w:tabs>
+          <w:tab w:val="num" w:pos="5040"/>
+        </w:tabs>
+        <w:ind w:left="5040" w:hanging="360"/>
+      </w:pPr>
+      <w:rPr>
+        <w:rFonts w:ascii="Wingdings" w:hAnsi="Wingdings" w:hint="default"/>
+        <w:sz w:val="20"/>
+      </w:rPr>
+    </w:lvl>
+    <w:lvl w:ilvl="7" w:tentative="1">
+      <w:start w:val="1"/>
+      <w:numFmt w:val="bullet"/>
+      <w:lvlText w:val=""/>
+      <w:lvlJc w:val="left"/>
+      <w:pPr>
+        <w:tabs>
+          <w:tab w:val="num" w:pos="5760"/>
+        </w:tabs>
+        <w:ind w:left="5760" w:hanging="360"/>
+      </w:pPr>
+      <w:rPr>
+        <w:rFonts w:ascii="Wingdings" w:hAnsi="Wingdings" w:hint="default"/>
+        <w:sz w:val="20"/>
+      </w:rPr>
+    </w:lvl>
+    <w:lvl w:ilvl="8" w:tentative="1">
+      <w:start w:val="1"/>
+      <w:numFmt w:val="bullet"/>
+      <w:lvlText w:val=""/>
+      <w:lvlJc w:val="left"/>
+      <w:pPr>
+        <w:tabs>
+          <w:tab w:val="num" w:pos="6480"/>
+        </w:tabs>
+        <w:ind w:left="6480" w:hanging="360"/>
+      </w:pPr>
+      <w:rPr>
+        <w:rFonts w:ascii="Wingdings" w:hAnsi="Wingdings" w:hint="default"/>
+        <w:sz w:val="20"/>
+      </w:rPr>
+    </w:lvl>
+  </w:abstractNum>
   <w:num w:numId="1" w16cid:durableId="1233933351">
-    <w:abstractNumId w:val="10"/>
+    <w:abstractNumId w:val="11"/>
   </w:num>
   <w:num w:numId="2" w16cid:durableId="1129055565">
-    <w:abstractNumId w:val="5"/>
+    <w:abstractNumId w:val="6"/>
   </w:num>
   <w:num w:numId="3" w16cid:durableId="865025927">
     <w:abstractNumId w:val="0"/>
   </w:num>
   <w:num w:numId="4" w16cid:durableId="536048839">
-    <w:abstractNumId w:val="6"/>
+    <w:abstractNumId w:val="7"/>
   </w:num>
   <w:num w:numId="5" w16cid:durableId="1444685571">
-    <w:abstractNumId w:val="17"/>
+    <w:abstractNumId w:val="20"/>
   </w:num>
   <w:num w:numId="6" w16cid:durableId="495532233">
+    <w:abstractNumId w:val="9"/>
+  </w:num>
+  <w:num w:numId="7" w16cid:durableId="476801584">
+    <w:abstractNumId w:val="13"/>
+  </w:num>
+  <w:num w:numId="8" w16cid:durableId="1774544546">
+    <w:abstractNumId w:val="10"/>
+  </w:num>
+  <w:num w:numId="9" w16cid:durableId="951859284">
+    <w:abstractNumId w:val="5"/>
+  </w:num>
+  <w:num w:numId="10" w16cid:durableId="1554347602">
     <w:abstractNumId w:val="8"/>
   </w:num>
-  <w:num w:numId="7" w16cid:durableId="476801584">
-    <w:abstractNumId w:val="12"/>
-  </w:num>
-  <w:num w:numId="8" w16cid:durableId="1774544546">
-    <w:abstractNumId w:val="9"/>
-  </w:num>
-  <w:num w:numId="9" w16cid:durableId="951859284">
-    <w:abstractNumId w:val="4"/>
-  </w:num>
-  <w:num w:numId="10" w16cid:durableId="1554347602">
-    <w:abstractNumId w:val="7"/>
-  </w:num>
   <w:num w:numId="11" w16cid:durableId="1367212635">
-    <w:abstractNumId w:val="13"/>
+    <w:abstractNumId w:val="14"/>
   </w:num>
   <w:num w:numId="12" w16cid:durableId="774788320">
     <w:abstractNumId w:val="2"/>
   </w:num>
   <w:num w:numId="13" w16cid:durableId="1684432203">
-    <w:abstractNumId w:val="14"/>
+    <w:abstractNumId w:val="15"/>
   </w:num>
   <w:num w:numId="14" w16cid:durableId="1083724745">
-    <w:abstractNumId w:val="15"/>
+    <w:abstractNumId w:val="18"/>
   </w:num>
   <w:num w:numId="15" w16cid:durableId="1517428018">
-    <w:abstractNumId w:val="11"/>
+    <w:abstractNumId w:val="12"/>
   </w:num>
   <w:num w:numId="16" w16cid:durableId="533807577">
-    <w:abstractNumId w:val="16"/>
+    <w:abstractNumId w:val="19"/>
   </w:num>
   <w:num w:numId="17" w16cid:durableId="749235955">
     <w:abstractNumId w:val="3"/>
   </w:num>
   <w:num w:numId="18" w16cid:durableId="1974723">
     <w:abstractNumId w:val="1"/>
+  </w:num>
+  <w:num w:numId="19" w16cid:durableId="33505422">
+    <w:abstractNumId w:val="4"/>
+  </w:num>
+  <w:num w:numId="20" w16cid:durableId="1759980691">
+    <w:abstractNumId w:val="16"/>
+  </w:num>
+  <w:num w:numId="21" w16cid:durableId="1519852687">
+    <w:abstractNumId w:val="17"/>
   </w:num>
 </w:numbering>
 </file>
